--- a/Отчет.docx
+++ b/Отчет.docx
@@ -5,6 +5,1926 @@
     <w:p>
       <w:pPr>
         <w:spacing w:after="0"/>
+        <w:jc w:val="left"/>
+      </w:pPr>
+      <w:r>
+        <w:t xml:space="preserve">Техническая справка о типах индексов в </w:t>
+      </w:r>
+      <w:r>
+        <w:rPr>
+          <w:lang w:val="en-US"/>
+        </w:rPr>
+        <w:t>SQL</w:t>
+      </w:r>
+      <w:r>
+        <w:t>:</w:t>
+      </w:r>
+    </w:p>
+    <w:p>
+      <w:pPr>
+        <w:spacing w:after="0"/>
+        <w:ind w:firstLine="708"/>
+        <w:jc w:val="left"/>
+        <w:rPr>
+          <w:b/>
+          <w:bCs/>
+        </w:rPr>
+      </w:pPr>
+      <w:r>
+        <w:t xml:space="preserve"> </w:t>
+      </w:r>
+      <w:r>
+        <w:rPr>
+          <w:b/>
+          <w:bCs/>
+        </w:rPr>
+        <w:t>Типы индексов в системах управления базами данных</w:t>
+      </w:r>
+    </w:p>
+    <w:p>
+      <w:pPr>
+        <w:spacing w:after="0"/>
+        <w:jc w:val="left"/>
+      </w:pPr>
+      <w:r>
+        <w:t>Индекс в базе данных — это структура, создаваемая для ускорения операций поиска и сортировки данных. По своей сути это аналог предметного указателя в книге: благодаря ему СУБД может быстро найти нужные строки, не сканируя всю таблицу. В современных СУБД существует множество типов индексов, каждый из которых оптимизирован для решения определённых классов задач. В таблице ниже представлена классификация основных типов индексов с примерами синтаксиса их создания на языке SQL в различных СУБД.</w:t>
+      </w:r>
+    </w:p>
+    <w:p>
+      <w:pPr>
+        <w:spacing w:after="0"/>
+        <w:jc w:val="left"/>
+      </w:pPr>
+    </w:p>
+    <w:p>
+      <w:pPr>
+        <w:spacing w:after="0"/>
+        <w:jc w:val="left"/>
+      </w:pPr>
+      <w:r>
+        <w:t>Таблица 4.2 – Основные типы индексов в SQL</w:t>
+      </w:r>
+    </w:p>
+    <w:tbl>
+      <w:tblPr>
+        <w:tblStyle w:val="a6"/>
+        <w:tblW w:w="0" w:type="auto"/>
+        <w:tblLook w:val="04A0" w:firstRow="1" w:lastRow="0" w:firstColumn="1" w:lastColumn="0" w:noHBand="0" w:noVBand="1"/>
+      </w:tblPr>
+      <w:tblGrid>
+        <w:gridCol w:w="2537"/>
+        <w:gridCol w:w="4608"/>
+        <w:gridCol w:w="2200"/>
+      </w:tblGrid>
+      <w:tr>
+        <w:trPr>
+          <w:tblHeader/>
+        </w:trPr>
+        <w:tc>
+          <w:tcPr>
+            <w:tcW w:w="3115" w:type="dxa"/>
+          </w:tcPr>
+          <w:p>
+            <w:pPr>
+              <w:ind w:firstLine="0"/>
+              <w:jc w:val="left"/>
+            </w:pPr>
+            <w:r>
+              <w:t>Тип индекса</w:t>
+            </w:r>
+          </w:p>
+        </w:tc>
+        <w:tc>
+          <w:tcPr>
+            <w:tcW w:w="3115" w:type="dxa"/>
+          </w:tcPr>
+          <w:p>
+            <w:pPr>
+              <w:ind w:firstLine="0"/>
+              <w:jc w:val="left"/>
+            </w:pPr>
+            <w:r>
+              <w:t>Назначение / Характеристика</w:t>
+            </w:r>
+          </w:p>
+        </w:tc>
+        <w:tc>
+          <w:tcPr>
+            <w:tcW w:w="3115" w:type="dxa"/>
+          </w:tcPr>
+          <w:p>
+            <w:pPr>
+              <w:ind w:firstLine="0"/>
+              <w:jc w:val="left"/>
+            </w:pPr>
+            <w:r>
+              <w:t>Пример синтаксиса (SQL)</w:t>
+            </w:r>
+          </w:p>
+        </w:tc>
+      </w:tr>
+      <w:tr>
+        <w:tc>
+          <w:tcPr>
+            <w:tcW w:w="3115" w:type="dxa"/>
+          </w:tcPr>
+          <w:p>
+            <w:pPr>
+              <w:ind w:firstLine="0"/>
+              <w:jc w:val="left"/>
+            </w:pPr>
+            <w:r>
+              <w:rPr>
+                <w:b/>
+                <w:bCs/>
+              </w:rPr>
+              <w:t>B-</w:t>
+            </w:r>
+            <w:proofErr w:type="spellStart"/>
+            <w:r>
+              <w:rPr>
+                <w:b/>
+                <w:bCs/>
+              </w:rPr>
+              <w:t>Tree</w:t>
+            </w:r>
+            <w:proofErr w:type="spellEnd"/>
+            <w:r>
+              <w:rPr>
+                <w:b/>
+                <w:bCs/>
+              </w:rPr>
+              <w:t xml:space="preserve"> (B-дерево)</w:t>
+            </w:r>
+          </w:p>
+        </w:tc>
+        <w:tc>
+          <w:tcPr>
+            <w:tcW w:w="3115" w:type="dxa"/>
+          </w:tcPr>
+          <w:p>
+            <w:pPr>
+              <w:ind w:firstLine="0"/>
+              <w:jc w:val="left"/>
+            </w:pPr>
+            <w:r>
+              <w:t>Стандартный тип для большинства СУБД. Оптимален для операций сравнения: =, &lt;</w:t>
+            </w:r>
+            <w:proofErr w:type="gramStart"/>
+            <w:r>
+              <w:t>, &gt;</w:t>
+            </w:r>
+            <w:proofErr w:type="gramEnd"/>
+            <w:r>
+              <w:t>, BETWEEN, IN, LIKE (префикс), а также для сортировки (ORDER BY). Размер и производительность сбалансированы, используется по умолчанию.</w:t>
+            </w:r>
+          </w:p>
+        </w:tc>
+        <w:tc>
+          <w:tcPr>
+            <w:tcW w:w="3115" w:type="dxa"/>
+          </w:tcPr>
+          <w:p>
+            <w:pPr>
+              <w:ind w:firstLine="0"/>
+              <w:jc w:val="left"/>
+              <w:rPr>
+                <w:lang w:val="en-US"/>
+              </w:rPr>
+            </w:pPr>
+            <w:r>
+              <w:rPr>
+                <w:lang w:val="en-US"/>
+              </w:rPr>
+              <w:t xml:space="preserve">CREATE INDEX </w:t>
+            </w:r>
+            <w:proofErr w:type="spellStart"/>
+            <w:r>
+              <w:rPr>
+                <w:lang w:val="en-US"/>
+              </w:rPr>
+              <w:t>idx_orders_date</w:t>
+            </w:r>
+            <w:proofErr w:type="spellEnd"/>
+            <w:r>
+              <w:rPr>
+                <w:lang w:val="en-US"/>
+              </w:rPr>
+              <w:t xml:space="preserve"> ON orders (</w:t>
+            </w:r>
+            <w:proofErr w:type="spellStart"/>
+            <w:r>
+              <w:rPr>
+                <w:lang w:val="en-US"/>
+              </w:rPr>
+              <w:t>order_date</w:t>
+            </w:r>
+            <w:proofErr w:type="spellEnd"/>
+            <w:r>
+              <w:rPr>
+                <w:lang w:val="en-US"/>
+              </w:rPr>
+              <w:t>);</w:t>
+            </w:r>
+          </w:p>
+        </w:tc>
+      </w:tr>
+      <w:tr>
+        <w:tc>
+          <w:tcPr>
+            <w:tcW w:w="3115" w:type="dxa"/>
+          </w:tcPr>
+          <w:p>
+            <w:pPr>
+              <w:ind w:firstLine="0"/>
+              <w:jc w:val="left"/>
+            </w:pPr>
+            <w:proofErr w:type="spellStart"/>
+            <w:r>
+              <w:rPr>
+                <w:b/>
+                <w:bCs/>
+              </w:rPr>
+              <w:t>Hash</w:t>
+            </w:r>
+            <w:proofErr w:type="spellEnd"/>
+            <w:r>
+              <w:rPr>
+                <w:b/>
+                <w:bCs/>
+              </w:rPr>
+              <w:t xml:space="preserve"> (Хэш-индекс)</w:t>
+            </w:r>
+          </w:p>
+        </w:tc>
+        <w:tc>
+          <w:tcPr>
+            <w:tcW w:w="3115" w:type="dxa"/>
+          </w:tcPr>
+          <w:p>
+            <w:pPr>
+              <w:tabs>
+                <w:tab w:val="left" w:pos="498"/>
+              </w:tabs>
+              <w:ind w:firstLine="0"/>
+              <w:jc w:val="left"/>
+            </w:pPr>
+            <w:r>
+              <w:t xml:space="preserve">Основан на хэш-таблице. Оптимален только для операций точного равенства (=). Имеет константную скорость поиска </w:t>
+            </w:r>
+            <w:proofErr w:type="gramStart"/>
+            <w:r>
+              <w:t>O(</w:t>
+            </w:r>
+            <w:proofErr w:type="gramEnd"/>
+            <w:r>
+              <w:t>1), но неприменим для поиска диапазонов и сортировки. Используется в основном в движках, работающих с оперативной памятью</w:t>
+            </w:r>
+          </w:p>
+        </w:tc>
+        <w:tc>
+          <w:tcPr>
+            <w:tcW w:w="3115" w:type="dxa"/>
+          </w:tcPr>
+          <w:p>
+            <w:pPr>
+              <w:ind w:firstLine="0"/>
+              <w:jc w:val="left"/>
+              <w:rPr>
+                <w:lang w:val="en-US"/>
+              </w:rPr>
+            </w:pPr>
+            <w:r>
+              <w:rPr>
+                <w:lang w:val="en-US"/>
+              </w:rPr>
+              <w:t xml:space="preserve">CREATE INDEX </w:t>
+            </w:r>
+            <w:proofErr w:type="spellStart"/>
+            <w:r>
+              <w:rPr>
+                <w:lang w:val="en-US"/>
+              </w:rPr>
+              <w:t>idx_session</w:t>
+            </w:r>
+            <w:proofErr w:type="spellEnd"/>
+            <w:r>
+              <w:rPr>
+                <w:lang w:val="en-US"/>
+              </w:rPr>
+              <w:t xml:space="preserve"> ON sessions USING HASH (</w:t>
+            </w:r>
+            <w:proofErr w:type="spellStart"/>
+            <w:r>
+              <w:rPr>
+                <w:lang w:val="en-US"/>
+              </w:rPr>
+              <w:t>session_id</w:t>
+            </w:r>
+            <w:proofErr w:type="spellEnd"/>
+            <w:r>
+              <w:rPr>
+                <w:lang w:val="en-US"/>
+              </w:rPr>
+              <w:t>); (</w:t>
+            </w:r>
+            <w:r>
+              <w:t>для</w:t>
+            </w:r>
+            <w:r>
+              <w:rPr>
+                <w:lang w:val="en-US"/>
+              </w:rPr>
+              <w:t xml:space="preserve"> PostgreSQL)</w:t>
+            </w:r>
+          </w:p>
+        </w:tc>
+      </w:tr>
+      <w:tr>
+        <w:tc>
+          <w:tcPr>
+            <w:tcW w:w="3115" w:type="dxa"/>
+          </w:tcPr>
+          <w:p>
+            <w:pPr>
+              <w:ind w:firstLine="0"/>
+              <w:jc w:val="left"/>
+            </w:pPr>
+            <w:proofErr w:type="spellStart"/>
+            <w:r>
+              <w:rPr>
+                <w:b/>
+                <w:bCs/>
+              </w:rPr>
+              <w:t>Bitmap</w:t>
+            </w:r>
+            <w:proofErr w:type="spellEnd"/>
+            <w:r>
+              <w:rPr>
+                <w:b/>
+                <w:bCs/>
+              </w:rPr>
+              <w:t xml:space="preserve"> (Битовая карта)</w:t>
+            </w:r>
+          </w:p>
+        </w:tc>
+        <w:tc>
+          <w:tcPr>
+            <w:tcW w:w="3115" w:type="dxa"/>
+          </w:tcPr>
+          <w:p>
+            <w:pPr>
+              <w:ind w:firstLine="0"/>
+              <w:jc w:val="left"/>
+            </w:pPr>
+            <w:r>
+              <w:t>Эффективен для столбцов с малым количеством уникальных значений (низкая кардинальность), например, «пол», «статус». Оптимизирует выполнение сложных логических условий (AND, OR, NOT) за счёт побитовых операций. Широко применяется в аналитических СУБД (OLAP).</w:t>
+            </w:r>
+          </w:p>
+        </w:tc>
+        <w:tc>
+          <w:tcPr>
+            <w:tcW w:w="3115" w:type="dxa"/>
+          </w:tcPr>
+          <w:p>
+            <w:pPr>
+              <w:ind w:firstLine="0"/>
+              <w:jc w:val="left"/>
+              <w:rPr>
+                <w:lang w:val="en-US"/>
+              </w:rPr>
+            </w:pPr>
+            <w:r>
+              <w:rPr>
+                <w:lang w:val="en-US"/>
+              </w:rPr>
+              <w:t xml:space="preserve">CREATE BITMAP INDEX </w:t>
+            </w:r>
+            <w:proofErr w:type="spellStart"/>
+            <w:r>
+              <w:rPr>
+                <w:lang w:val="en-US"/>
+              </w:rPr>
+              <w:t>idx_status</w:t>
+            </w:r>
+            <w:proofErr w:type="spellEnd"/>
+            <w:r>
+              <w:rPr>
+                <w:lang w:val="en-US"/>
+              </w:rPr>
+              <w:t xml:space="preserve"> ON orders (status); (</w:t>
+            </w:r>
+            <w:r>
+              <w:t>для</w:t>
+            </w:r>
+            <w:r>
+              <w:rPr>
+                <w:lang w:val="en-US"/>
+              </w:rPr>
+              <w:t xml:space="preserve"> Oracle</w:t>
+            </w:r>
+            <w:r>
+              <w:rPr>
+                <w:lang w:val="en-US"/>
+              </w:rPr>
+              <w:t>)</w:t>
+            </w:r>
+          </w:p>
+        </w:tc>
+      </w:tr>
+      <w:tr>
+        <w:tc>
+          <w:tcPr>
+            <w:tcW w:w="3115" w:type="dxa"/>
+          </w:tcPr>
+          <w:p>
+            <w:pPr>
+              <w:ind w:firstLine="0"/>
+              <w:jc w:val="left"/>
+              <w:rPr>
+                <w:lang w:val="en-US"/>
+              </w:rPr>
+            </w:pPr>
+            <w:proofErr w:type="spellStart"/>
+            <w:r>
+              <w:rPr>
+                <w:b/>
+                <w:bCs/>
+              </w:rPr>
+              <w:t>Clustered</w:t>
+            </w:r>
+            <w:proofErr w:type="spellEnd"/>
+            <w:r>
+              <w:rPr>
+                <w:b/>
+                <w:bCs/>
+              </w:rPr>
+              <w:t xml:space="preserve"> (Кластерный)</w:t>
+            </w:r>
+          </w:p>
+        </w:tc>
+        <w:tc>
+          <w:tcPr>
+            <w:tcW w:w="3115" w:type="dxa"/>
+          </w:tcPr>
+          <w:p>
+            <w:pPr>
+              <w:ind w:firstLine="0"/>
+              <w:jc w:val="left"/>
+            </w:pPr>
+            <w:r>
+              <w:t>Перестраивает физический порядок строк таблицы в соответствии с ключом индекса. Таблица может иметь только один кластерный индекс. Обеспечивает максимальную скорость чтения диапазонов данных, но может замедлять операции вставки и обновления</w:t>
+            </w:r>
+          </w:p>
+        </w:tc>
+        <w:tc>
+          <w:tcPr>
+            <w:tcW w:w="3115" w:type="dxa"/>
+          </w:tcPr>
+          <w:p>
+            <w:pPr>
+              <w:ind w:firstLine="0"/>
+              <w:jc w:val="left"/>
+              <w:rPr>
+                <w:lang w:val="en-US"/>
+              </w:rPr>
+            </w:pPr>
+            <w:r>
+              <w:rPr>
+                <w:lang w:val="en-US"/>
+              </w:rPr>
+              <w:t xml:space="preserve">CREATE CLUSTERED INDEX </w:t>
+            </w:r>
+            <w:proofErr w:type="spellStart"/>
+            <w:r>
+              <w:rPr>
+                <w:lang w:val="en-US"/>
+              </w:rPr>
+              <w:t>idx_id</w:t>
+            </w:r>
+            <w:proofErr w:type="spellEnd"/>
+            <w:r>
+              <w:rPr>
+                <w:lang w:val="en-US"/>
+              </w:rPr>
+              <w:t xml:space="preserve"> ON products (</w:t>
+            </w:r>
+            <w:proofErr w:type="spellStart"/>
+            <w:r>
+              <w:rPr>
+                <w:lang w:val="en-US"/>
+              </w:rPr>
+              <w:t>product_id</w:t>
+            </w:r>
+            <w:proofErr w:type="spellEnd"/>
+            <w:r>
+              <w:rPr>
+                <w:lang w:val="en-US"/>
+              </w:rPr>
+              <w:t>); (</w:t>
+            </w:r>
+            <w:r>
+              <w:t>для</w:t>
+            </w:r>
+            <w:r>
+              <w:rPr>
+                <w:lang w:val="en-US"/>
+              </w:rPr>
+              <w:t xml:space="preserve"> MS SQL Server)</w:t>
+            </w:r>
+          </w:p>
+        </w:tc>
+      </w:tr>
+      <w:tr>
+        <w:tc>
+          <w:tcPr>
+            <w:tcW w:w="3115" w:type="dxa"/>
+          </w:tcPr>
+          <w:p>
+            <w:pPr>
+              <w:ind w:firstLine="0"/>
+              <w:jc w:val="left"/>
+            </w:pPr>
+            <w:r>
+              <w:rPr>
+                <w:b/>
+                <w:bCs/>
+              </w:rPr>
+              <w:t>Non-</w:t>
+            </w:r>
+            <w:proofErr w:type="spellStart"/>
+            <w:r>
+              <w:rPr>
+                <w:b/>
+                <w:bCs/>
+              </w:rPr>
+              <w:t>Clustered</w:t>
+            </w:r>
+            <w:proofErr w:type="spellEnd"/>
+            <w:r>
+              <w:rPr>
+                <w:b/>
+                <w:bCs/>
+              </w:rPr>
+              <w:t xml:space="preserve"> (</w:t>
+            </w:r>
+            <w:proofErr w:type="spellStart"/>
+            <w:r>
+              <w:rPr>
+                <w:b/>
+                <w:bCs/>
+              </w:rPr>
+              <w:t>Некластерный</w:t>
+            </w:r>
+            <w:proofErr w:type="spellEnd"/>
+            <w:r>
+              <w:rPr>
+                <w:b/>
+                <w:bCs/>
+              </w:rPr>
+              <w:t>)</w:t>
+            </w:r>
+          </w:p>
+        </w:tc>
+        <w:tc>
+          <w:tcPr>
+            <w:tcW w:w="3115" w:type="dxa"/>
+          </w:tcPr>
+          <w:p>
+            <w:pPr>
+              <w:ind w:firstLine="0"/>
+              <w:jc w:val="left"/>
+            </w:pPr>
+            <w:r>
+              <w:t>Представляет собой отдельную структуру данных, содержащую ключ индекса и указатели на строки в основной таблице. Может быть создано много, не влияет на физический порядок таблицы</w:t>
+            </w:r>
+          </w:p>
+        </w:tc>
+        <w:tc>
+          <w:tcPr>
+            <w:tcW w:w="3115" w:type="dxa"/>
+          </w:tcPr>
+          <w:p>
+            <w:pPr>
+              <w:ind w:firstLine="0"/>
+              <w:jc w:val="left"/>
+              <w:rPr>
+                <w:lang w:val="en-US"/>
+              </w:rPr>
+            </w:pPr>
+            <w:r>
+              <w:rPr>
+                <w:lang w:val="en-US"/>
+              </w:rPr>
+              <w:t xml:space="preserve">CREATE INDEX </w:t>
+            </w:r>
+            <w:proofErr w:type="spellStart"/>
+            <w:r>
+              <w:rPr>
+                <w:lang w:val="en-US"/>
+              </w:rPr>
+              <w:t>idx_products_name</w:t>
+            </w:r>
+            <w:proofErr w:type="spellEnd"/>
+            <w:r>
+              <w:rPr>
+                <w:lang w:val="en-US"/>
+              </w:rPr>
+              <w:t xml:space="preserve"> ON products (name);</w:t>
+            </w:r>
+          </w:p>
+        </w:tc>
+      </w:tr>
+      <w:tr>
+        <w:tc>
+          <w:tcPr>
+            <w:tcW w:w="3115" w:type="dxa"/>
+          </w:tcPr>
+          <w:p>
+            <w:pPr>
+              <w:ind w:firstLine="0"/>
+              <w:jc w:val="left"/>
+            </w:pPr>
+            <w:proofErr w:type="spellStart"/>
+            <w:r>
+              <w:rPr>
+                <w:b/>
+                <w:bCs/>
+              </w:rPr>
+              <w:t>Composite</w:t>
+            </w:r>
+            <w:proofErr w:type="spellEnd"/>
+            <w:r>
+              <w:rPr>
+                <w:b/>
+                <w:bCs/>
+              </w:rPr>
+              <w:t xml:space="preserve"> (Составной)</w:t>
+            </w:r>
+          </w:p>
+        </w:tc>
+        <w:tc>
+          <w:tcPr>
+            <w:tcW w:w="3115" w:type="dxa"/>
+          </w:tcPr>
+          <w:p>
+            <w:pPr>
+              <w:ind w:firstLine="0"/>
+              <w:jc w:val="left"/>
+            </w:pPr>
+            <w:r>
+              <w:t>Индекс, построенный по нескольким столбцам. Критически важен для запросов с условиями на несколько полей. Порядок столбцов в индексе имеет решающее значение: сначала должны идти столбцы с фильтрацией по равенству (=), затем — для диапазонов и сортировки</w:t>
+            </w:r>
+          </w:p>
+        </w:tc>
+        <w:tc>
+          <w:tcPr>
+            <w:tcW w:w="3115" w:type="dxa"/>
+          </w:tcPr>
+          <w:p>
+            <w:pPr>
+              <w:ind w:firstLine="0"/>
+              <w:jc w:val="left"/>
+              <w:rPr>
+                <w:lang w:val="en-US"/>
+              </w:rPr>
+            </w:pPr>
+            <w:r>
+              <w:rPr>
+                <w:lang w:val="en-US"/>
+              </w:rPr>
+              <w:t xml:space="preserve">CREATE INDEX </w:t>
+            </w:r>
+            <w:proofErr w:type="spellStart"/>
+            <w:r>
+              <w:rPr>
+                <w:lang w:val="en-US"/>
+              </w:rPr>
+              <w:t>idx_cust_date</w:t>
+            </w:r>
+            <w:proofErr w:type="spellEnd"/>
+            <w:r>
+              <w:rPr>
+                <w:lang w:val="en-US"/>
+              </w:rPr>
+              <w:t xml:space="preserve"> ON orders (</w:t>
+            </w:r>
+            <w:proofErr w:type="spellStart"/>
+            <w:r>
+              <w:rPr>
+                <w:lang w:val="en-US"/>
+              </w:rPr>
+              <w:t>customer_id</w:t>
+            </w:r>
+            <w:proofErr w:type="spellEnd"/>
+            <w:r>
+              <w:rPr>
+                <w:lang w:val="en-US"/>
+              </w:rPr>
+              <w:t xml:space="preserve">, </w:t>
+            </w:r>
+            <w:proofErr w:type="spellStart"/>
+            <w:r>
+              <w:rPr>
+                <w:lang w:val="en-US"/>
+              </w:rPr>
+              <w:t>order_date</w:t>
+            </w:r>
+            <w:proofErr w:type="spellEnd"/>
+            <w:r>
+              <w:rPr>
+                <w:lang w:val="en-US"/>
+              </w:rPr>
+              <w:t>);</w:t>
+            </w:r>
+          </w:p>
+        </w:tc>
+      </w:tr>
+      <w:tr>
+        <w:tc>
+          <w:tcPr>
+            <w:tcW w:w="3115" w:type="dxa"/>
+          </w:tcPr>
+          <w:p>
+            <w:pPr>
+              <w:ind w:firstLine="0"/>
+              <w:jc w:val="left"/>
+              <w:rPr>
+                <w:lang w:val="en-US"/>
+              </w:rPr>
+            </w:pPr>
+            <w:proofErr w:type="spellStart"/>
+            <w:r>
+              <w:rPr>
+                <w:b/>
+                <w:bCs/>
+              </w:rPr>
+              <w:t>Covering</w:t>
+            </w:r>
+            <w:proofErr w:type="spellEnd"/>
+            <w:r>
+              <w:rPr>
+                <w:b/>
+                <w:bCs/>
+              </w:rPr>
+              <w:t xml:space="preserve"> (Покрывающий)</w:t>
+            </w:r>
+          </w:p>
+        </w:tc>
+        <w:tc>
+          <w:tcPr>
+            <w:tcW w:w="3115" w:type="dxa"/>
+          </w:tcPr>
+          <w:p>
+            <w:pPr>
+              <w:ind w:firstLine="0"/>
+              <w:jc w:val="left"/>
+            </w:pPr>
+            <w:r>
+              <w:t xml:space="preserve">Содержит не только ключевые столбцы для поиска, но и дополнительные «включённые» столбцы (INCLUDE). Позволяет выполнить запрос полностью по данным индекса (Index-Only </w:t>
+            </w:r>
+            <w:proofErr w:type="spellStart"/>
+            <w:r>
+              <w:t>Scan</w:t>
+            </w:r>
+            <w:proofErr w:type="spellEnd"/>
+            <w:r>
+              <w:t>), полностью исключая обращение к основной таблице, что значительно сокращает ввод-вывод</w:t>
+            </w:r>
+          </w:p>
+        </w:tc>
+        <w:tc>
+          <w:tcPr>
+            <w:tcW w:w="3115" w:type="dxa"/>
+          </w:tcPr>
+          <w:p>
+            <w:pPr>
+              <w:ind w:firstLine="0"/>
+              <w:jc w:val="left"/>
+              <w:rPr>
+                <w:lang w:val="en-US"/>
+              </w:rPr>
+            </w:pPr>
+            <w:r>
+              <w:rPr>
+                <w:lang w:val="en-US"/>
+              </w:rPr>
+              <w:t xml:space="preserve">CREATE INDEX </w:t>
+            </w:r>
+            <w:proofErr w:type="spellStart"/>
+            <w:r>
+              <w:rPr>
+                <w:lang w:val="en-US"/>
+              </w:rPr>
+              <w:t>idx_status_cover</w:t>
+            </w:r>
+            <w:proofErr w:type="spellEnd"/>
+            <w:r>
+              <w:rPr>
+                <w:lang w:val="en-US"/>
+              </w:rPr>
+              <w:t xml:space="preserve"> ON orders (status) INCLUDE (total, </w:t>
+            </w:r>
+            <w:proofErr w:type="spellStart"/>
+            <w:r>
+              <w:rPr>
+                <w:lang w:val="en-US"/>
+              </w:rPr>
+              <w:t>user_id</w:t>
+            </w:r>
+            <w:proofErr w:type="spellEnd"/>
+            <w:r>
+              <w:rPr>
+                <w:lang w:val="en-US"/>
+              </w:rPr>
+              <w:t>); (</w:t>
+            </w:r>
+            <w:r>
+              <w:t>для</w:t>
+            </w:r>
+            <w:r>
+              <w:rPr>
+                <w:lang w:val="en-US"/>
+              </w:rPr>
+              <w:t xml:space="preserve"> PostgreSQL / MS SQL Server)</w:t>
+            </w:r>
+          </w:p>
+        </w:tc>
+      </w:tr>
+      <w:tr>
+        <w:tc>
+          <w:tcPr>
+            <w:tcW w:w="3115" w:type="dxa"/>
+          </w:tcPr>
+          <w:p>
+            <w:pPr>
+              <w:ind w:firstLine="0"/>
+              <w:jc w:val="left"/>
+              <w:rPr>
+                <w:b/>
+                <w:bCs/>
+                <w:lang w:val="en-US"/>
+              </w:rPr>
+            </w:pPr>
+            <w:proofErr w:type="spellStart"/>
+            <w:r>
+              <w:rPr>
+                <w:b/>
+                <w:bCs/>
+              </w:rPr>
+              <w:t>Partial</w:t>
+            </w:r>
+            <w:proofErr w:type="spellEnd"/>
+            <w:r>
+              <w:rPr>
+                <w:b/>
+                <w:bCs/>
+              </w:rPr>
+              <w:t xml:space="preserve"> (Частичный)</w:t>
+            </w:r>
+          </w:p>
+        </w:tc>
+        <w:tc>
+          <w:tcPr>
+            <w:tcW w:w="3115" w:type="dxa"/>
+          </w:tcPr>
+          <w:p>
+            <w:pPr>
+              <w:ind w:firstLine="0"/>
+              <w:jc w:val="left"/>
+            </w:pPr>
+            <w:r>
+              <w:t>Индексирует не все строки таблицы, а только те, которые удовлетворяют заданному условию WHERE. Это делает индекс меньше и легче для обслуживания. Идеален для выборок по часто фильтруемым подмножествам данных (например, только активные заказы)</w:t>
+            </w:r>
+          </w:p>
+        </w:tc>
+        <w:tc>
+          <w:tcPr>
+            <w:tcW w:w="3115" w:type="dxa"/>
+          </w:tcPr>
+          <w:p>
+            <w:pPr>
+              <w:ind w:firstLine="0"/>
+              <w:jc w:val="left"/>
+              <w:rPr>
+                <w:lang w:val="en-US"/>
+              </w:rPr>
+            </w:pPr>
+            <w:r>
+              <w:rPr>
+                <w:lang w:val="en-US"/>
+              </w:rPr>
+              <w:t xml:space="preserve">CREATE INDEX </w:t>
+            </w:r>
+            <w:proofErr w:type="spellStart"/>
+            <w:r>
+              <w:rPr>
+                <w:lang w:val="en-US"/>
+              </w:rPr>
+              <w:t>idx_active</w:t>
+            </w:r>
+            <w:proofErr w:type="spellEnd"/>
+            <w:r>
+              <w:rPr>
+                <w:lang w:val="en-US"/>
+              </w:rPr>
+              <w:t xml:space="preserve"> ON orders (</w:t>
+            </w:r>
+            <w:proofErr w:type="spellStart"/>
+            <w:r>
+              <w:rPr>
+                <w:lang w:val="en-US"/>
+              </w:rPr>
+              <w:t>order_date</w:t>
+            </w:r>
+            <w:proofErr w:type="spellEnd"/>
+            <w:r>
+              <w:rPr>
+                <w:lang w:val="en-US"/>
+              </w:rPr>
+              <w:t>) WHERE status = 'active';</w:t>
+            </w:r>
+          </w:p>
+        </w:tc>
+      </w:tr>
+      <w:tr>
+        <w:tc>
+          <w:tcPr>
+            <w:tcW w:w="3115" w:type="dxa"/>
+          </w:tcPr>
+          <w:p>
+            <w:pPr>
+              <w:ind w:firstLine="0"/>
+              <w:jc w:val="left"/>
+              <w:rPr>
+                <w:b/>
+                <w:bCs/>
+              </w:rPr>
+            </w:pPr>
+            <w:proofErr w:type="spellStart"/>
+            <w:r>
+              <w:rPr>
+                <w:b/>
+                <w:bCs/>
+              </w:rPr>
+              <w:lastRenderedPageBreak/>
+              <w:t>Function</w:t>
+            </w:r>
+            <w:proofErr w:type="spellEnd"/>
+            <w:r>
+              <w:rPr>
+                <w:b/>
+                <w:bCs/>
+              </w:rPr>
+              <w:t xml:space="preserve">-Based / </w:t>
+            </w:r>
+            <w:proofErr w:type="spellStart"/>
+            <w:r>
+              <w:rPr>
+                <w:b/>
+                <w:bCs/>
+              </w:rPr>
+              <w:t>Expression</w:t>
+            </w:r>
+            <w:proofErr w:type="spellEnd"/>
+            <w:r>
+              <w:rPr>
+                <w:b/>
+                <w:bCs/>
+              </w:rPr>
+              <w:t xml:space="preserve"> (Функциональный / по выражению)</w:t>
+            </w:r>
+          </w:p>
+        </w:tc>
+        <w:tc>
+          <w:tcPr>
+            <w:tcW w:w="3115" w:type="dxa"/>
+          </w:tcPr>
+          <w:p>
+            <w:pPr>
+              <w:ind w:firstLine="0"/>
+              <w:jc w:val="left"/>
+            </w:pPr>
+            <w:r>
+              <w:t>Индекс создаётся на основе результата функции или выражения. Решает проблему поиска данных с приведением типов или с преобразованием регистра (UPPER, LOWER). Позволяет ускорить запросы, которые не могут использовать обычные индексы из-за применения функций к столбцам</w:t>
+            </w:r>
+          </w:p>
+        </w:tc>
+        <w:tc>
+          <w:tcPr>
+            <w:tcW w:w="3115" w:type="dxa"/>
+          </w:tcPr>
+          <w:p>
+            <w:pPr>
+              <w:ind w:firstLine="0"/>
+              <w:jc w:val="left"/>
+              <w:rPr>
+                <w:lang w:val="en-US"/>
+              </w:rPr>
+            </w:pPr>
+            <w:r>
+              <w:rPr>
+                <w:lang w:val="en-US"/>
+              </w:rPr>
+              <w:t xml:space="preserve">CREATE INDEX </w:t>
+            </w:r>
+            <w:proofErr w:type="spellStart"/>
+            <w:r>
+              <w:rPr>
+                <w:lang w:val="en-US"/>
+              </w:rPr>
+              <w:t>idx_lower_email</w:t>
+            </w:r>
+            <w:proofErr w:type="spellEnd"/>
+            <w:r>
+              <w:rPr>
+                <w:lang w:val="en-US"/>
+              </w:rPr>
+              <w:t xml:space="preserve"> ON users (</w:t>
+            </w:r>
+            <w:proofErr w:type="gramStart"/>
+            <w:r>
+              <w:rPr>
+                <w:lang w:val="en-US"/>
+              </w:rPr>
+              <w:t>LOWER(</w:t>
+            </w:r>
+            <w:proofErr w:type="gramEnd"/>
+            <w:r>
+              <w:rPr>
+                <w:lang w:val="en-US"/>
+              </w:rPr>
+              <w:t>email));</w:t>
+            </w:r>
+          </w:p>
+        </w:tc>
+      </w:tr>
+      <w:tr>
+        <w:tc>
+          <w:tcPr>
+            <w:tcW w:w="3115" w:type="dxa"/>
+          </w:tcPr>
+          <w:p>
+            <w:pPr>
+              <w:ind w:firstLine="0"/>
+              <w:jc w:val="left"/>
+              <w:rPr>
+                <w:b/>
+                <w:bCs/>
+                <w:lang w:val="en-US"/>
+              </w:rPr>
+            </w:pPr>
+            <w:r>
+              <w:rPr>
+                <w:b/>
+                <w:bCs/>
+              </w:rPr>
+              <w:t>Full-Text (Полнотекстовый)</w:t>
+            </w:r>
+          </w:p>
+        </w:tc>
+        <w:tc>
+          <w:tcPr>
+            <w:tcW w:w="3115" w:type="dxa"/>
+          </w:tcPr>
+          <w:p>
+            <w:pPr>
+              <w:ind w:firstLine="0"/>
+              <w:jc w:val="left"/>
+            </w:pPr>
+            <w:r>
+              <w:t>Специализированный тип для поиска по тексту с учётом морфологии, игнорированием стоп-слов и ранжированием релевантности. Обладает особым синтаксисом запросов и значительно эффективнее оператора LIKE на больших текстах.</w:t>
+            </w:r>
+          </w:p>
+        </w:tc>
+        <w:tc>
+          <w:tcPr>
+            <w:tcW w:w="3115" w:type="dxa"/>
+          </w:tcPr>
+          <w:p>
+            <w:pPr>
+              <w:ind w:firstLine="0"/>
+              <w:jc w:val="left"/>
+              <w:rPr>
+                <w:lang w:val="en-US"/>
+              </w:rPr>
+            </w:pPr>
+            <w:r>
+              <w:rPr>
+                <w:lang w:val="en-US"/>
+              </w:rPr>
+              <w:t xml:space="preserve">CREATE FULLTEXT INDEX </w:t>
+            </w:r>
+            <w:proofErr w:type="spellStart"/>
+            <w:r>
+              <w:rPr>
+                <w:lang w:val="en-US"/>
+              </w:rPr>
+              <w:t>idx_articles</w:t>
+            </w:r>
+            <w:proofErr w:type="spellEnd"/>
+            <w:r>
+              <w:rPr>
+                <w:lang w:val="en-US"/>
+              </w:rPr>
+              <w:t xml:space="preserve"> ON articles (body);</w:t>
+            </w:r>
+          </w:p>
+        </w:tc>
+      </w:tr>
+      <w:tr>
+        <w:tc>
+          <w:tcPr>
+            <w:tcW w:w="3115" w:type="dxa"/>
+          </w:tcPr>
+          <w:p>
+            <w:pPr>
+              <w:ind w:firstLine="0"/>
+              <w:jc w:val="left"/>
+              <w:rPr>
+                <w:b/>
+                <w:bCs/>
+              </w:rPr>
+            </w:pPr>
+            <w:proofErr w:type="spellStart"/>
+            <w:r>
+              <w:rPr>
+                <w:b/>
+                <w:bCs/>
+              </w:rPr>
+              <w:t>Spatial</w:t>
+            </w:r>
+            <w:proofErr w:type="spellEnd"/>
+            <w:r>
+              <w:rPr>
+                <w:b/>
+                <w:bCs/>
+              </w:rPr>
+              <w:t xml:space="preserve"> (Пространственный)</w:t>
+            </w:r>
+          </w:p>
+        </w:tc>
+        <w:tc>
+          <w:tcPr>
+            <w:tcW w:w="3115" w:type="dxa"/>
+          </w:tcPr>
+          <w:p>
+            <w:pPr>
+              <w:ind w:firstLine="0"/>
+              <w:jc w:val="left"/>
+            </w:pPr>
+            <w:r>
+              <w:t xml:space="preserve">Используется для работы с </w:t>
+            </w:r>
+            <w:proofErr w:type="spellStart"/>
+            <w:r>
+              <w:t>геоданными</w:t>
+            </w:r>
+            <w:proofErr w:type="spellEnd"/>
+            <w:r>
+              <w:t>. Позволяет эффективно выполнять запросы на нахождение объектов в радиусе, на пересечение и т.д., используя специальные структуры данных (например, R-</w:t>
+            </w:r>
+            <w:proofErr w:type="spellStart"/>
+            <w:r>
+              <w:t>Tree</w:t>
+            </w:r>
+            <w:proofErr w:type="spellEnd"/>
+            <w:r>
+              <w:t>).</w:t>
+            </w:r>
+          </w:p>
+        </w:tc>
+        <w:tc>
+          <w:tcPr>
+            <w:tcW w:w="3115" w:type="dxa"/>
+          </w:tcPr>
+          <w:p>
+            <w:pPr>
+              <w:ind w:firstLine="0"/>
+              <w:jc w:val="left"/>
+              <w:rPr>
+                <w:lang w:val="en-US"/>
+              </w:rPr>
+            </w:pPr>
+            <w:r>
+              <w:rPr>
+                <w:lang w:val="en-US"/>
+              </w:rPr>
+              <w:t xml:space="preserve">CREATE SPATIAL INDEX </w:t>
+            </w:r>
+            <w:proofErr w:type="spellStart"/>
+            <w:r>
+              <w:rPr>
+                <w:lang w:val="en-US"/>
+              </w:rPr>
+              <w:t>idx_location</w:t>
+            </w:r>
+            <w:proofErr w:type="spellEnd"/>
+            <w:r>
+              <w:rPr>
+                <w:lang w:val="en-US"/>
+              </w:rPr>
+              <w:t xml:space="preserve"> ON points (</w:t>
+            </w:r>
+            <w:proofErr w:type="spellStart"/>
+            <w:r>
+              <w:rPr>
+                <w:lang w:val="en-US"/>
+              </w:rPr>
+              <w:t>coord</w:t>
+            </w:r>
+            <w:proofErr w:type="spellEnd"/>
+            <w:r>
+              <w:rPr>
+                <w:lang w:val="en-US"/>
+              </w:rPr>
+              <w:t>);</w:t>
+            </w:r>
+          </w:p>
+        </w:tc>
+      </w:tr>
+      <w:tr>
+        <w:tc>
+          <w:tcPr>
+            <w:tcW w:w="3115" w:type="dxa"/>
+          </w:tcPr>
+          <w:p>
+            <w:pPr>
+              <w:ind w:firstLine="0"/>
+              <w:jc w:val="left"/>
+              <w:rPr>
+                <w:b/>
+                <w:bCs/>
+              </w:rPr>
+            </w:pPr>
+            <w:proofErr w:type="spellStart"/>
+            <w:r>
+              <w:rPr>
+                <w:b/>
+                <w:bCs/>
+              </w:rPr>
+              <w:t>Unique</w:t>
+            </w:r>
+            <w:proofErr w:type="spellEnd"/>
+            <w:r>
+              <w:rPr>
+                <w:b/>
+                <w:bCs/>
+              </w:rPr>
+              <w:t xml:space="preserve"> (Уникальный)</w:t>
+            </w:r>
+          </w:p>
+        </w:tc>
+        <w:tc>
+          <w:tcPr>
+            <w:tcW w:w="3115" w:type="dxa"/>
+          </w:tcPr>
+          <w:p>
+            <w:pPr>
+              <w:ind w:firstLine="0"/>
+              <w:jc w:val="left"/>
+            </w:pPr>
+            <w:r>
+              <w:t>Требует, чтобы все значения в индексе были уникальными. Обычно автоматически создаётся при определении первичного ключа (PRIMARY KEY) или ограничения уникальности (UNIQUE). Обеспечивает целостность данных и может ускорять поиск за счёт раннего прекращения сканирования</w:t>
+            </w:r>
+          </w:p>
+        </w:tc>
+        <w:tc>
+          <w:tcPr>
+            <w:tcW w:w="3115" w:type="dxa"/>
+          </w:tcPr>
+          <w:p>
+            <w:pPr>
+              <w:ind w:firstLine="0"/>
+              <w:jc w:val="left"/>
+              <w:rPr>
+                <w:lang w:val="en-US"/>
+              </w:rPr>
+            </w:pPr>
+            <w:r>
+              <w:rPr>
+                <w:lang w:val="en-US"/>
+              </w:rPr>
+              <w:t xml:space="preserve">CREATE UNIQUE INDEX </w:t>
+            </w:r>
+            <w:proofErr w:type="spellStart"/>
+            <w:r>
+              <w:rPr>
+                <w:lang w:val="en-US"/>
+              </w:rPr>
+              <w:t>idx_email</w:t>
+            </w:r>
+            <w:proofErr w:type="spellEnd"/>
+            <w:r>
+              <w:rPr>
+                <w:lang w:val="en-US"/>
+              </w:rPr>
+              <w:t xml:space="preserve"> ON users (email);</w:t>
+            </w:r>
+          </w:p>
+        </w:tc>
+      </w:tr>
+      <w:tr>
+        <w:tc>
+          <w:tcPr>
+            <w:tcW w:w="3115" w:type="dxa"/>
+          </w:tcPr>
+          <w:p>
+            <w:pPr>
+              <w:ind w:firstLine="0"/>
+              <w:jc w:val="left"/>
+              <w:rPr>
+                <w:b/>
+                <w:bCs/>
+              </w:rPr>
+            </w:pPr>
+            <w:proofErr w:type="spellStart"/>
+            <w:r>
+              <w:rPr>
+                <w:b/>
+                <w:bCs/>
+              </w:rPr>
+              <w:t>GiST</w:t>
+            </w:r>
+            <w:proofErr w:type="spellEnd"/>
+            <w:r>
+              <w:rPr>
+                <w:b/>
+                <w:bCs/>
+              </w:rPr>
+              <w:t xml:space="preserve"> / GIN / BRIN (Специализированные индексы </w:t>
+            </w:r>
+            <w:proofErr w:type="spellStart"/>
+            <w:r>
+              <w:rPr>
+                <w:b/>
+                <w:bCs/>
+              </w:rPr>
+              <w:t>PostgreSQL</w:t>
+            </w:r>
+            <w:proofErr w:type="spellEnd"/>
+            <w:r>
+              <w:rPr>
+                <w:b/>
+                <w:bCs/>
+              </w:rPr>
+              <w:t>)</w:t>
+            </w:r>
+          </w:p>
+        </w:tc>
+        <w:tc>
+          <w:tcPr>
+            <w:tcW w:w="3115" w:type="dxa"/>
+          </w:tcPr>
+          <w:p>
+            <w:pPr>
+              <w:ind w:firstLine="0"/>
+              <w:jc w:val="left"/>
+            </w:pPr>
+            <w:r>
+              <w:t xml:space="preserve">Расширенные типы индексов для работы со сложными типами данных (массивы, JSONB, полнотекстовый поиск, </w:t>
+            </w:r>
+            <w:proofErr w:type="spellStart"/>
+            <w:r>
+              <w:t>геоданные</w:t>
+            </w:r>
+            <w:proofErr w:type="spellEnd"/>
+            <w:r>
+              <w:t>). Например, GIN (</w:t>
+            </w:r>
+            <w:proofErr w:type="spellStart"/>
+            <w:r>
+              <w:t>Generalized</w:t>
+            </w:r>
+            <w:proofErr w:type="spellEnd"/>
+            <w:r>
+              <w:t xml:space="preserve"> </w:t>
+            </w:r>
+            <w:proofErr w:type="spellStart"/>
+            <w:r>
+              <w:t>Inverted</w:t>
+            </w:r>
+            <w:proofErr w:type="spellEnd"/>
+            <w:r>
+              <w:t xml:space="preserve"> Index) используется для поиска элементов внутри массивов или JSONB, а BRIN (Block Range Index) — для очень больших таблиц, где данные имеют естественный порядок (например, </w:t>
+            </w:r>
+            <w:proofErr w:type="spellStart"/>
+            <w:r>
+              <w:t>логи</w:t>
+            </w:r>
+            <w:proofErr w:type="spellEnd"/>
+            <w:r>
+              <w:t xml:space="preserve"> времени)</w:t>
+            </w:r>
+          </w:p>
+        </w:tc>
+        <w:tc>
+          <w:tcPr>
+            <w:tcW w:w="3115" w:type="dxa"/>
+          </w:tcPr>
+          <w:p>
+            <w:pPr>
+              <w:ind w:firstLine="0"/>
+              <w:jc w:val="left"/>
+              <w:rPr>
+                <w:lang w:val="en-US"/>
+              </w:rPr>
+            </w:pPr>
+            <w:r>
+              <w:rPr>
+                <w:rFonts w:ascii="Consolas" w:hAnsi="Consolas"/>
+                <w:color w:val="F9FAFB"/>
+                <w:szCs w:val="20"/>
+                <w:shd w:val="clear" w:color="auto" w:fill="2C2C2E"/>
+                <w:lang w:val="en-US"/>
+              </w:rPr>
+              <w:t xml:space="preserve">CREATE INDEX </w:t>
+            </w:r>
+            <w:proofErr w:type="spellStart"/>
+            <w:r>
+              <w:rPr>
+                <w:rFonts w:ascii="Consolas" w:hAnsi="Consolas"/>
+                <w:color w:val="F9FAFB"/>
+                <w:szCs w:val="20"/>
+                <w:shd w:val="clear" w:color="auto" w:fill="2C2C2E"/>
+                <w:lang w:val="en-US"/>
+              </w:rPr>
+              <w:t>idx_data_gin</w:t>
+            </w:r>
+            <w:proofErr w:type="spellEnd"/>
+            <w:r>
+              <w:rPr>
+                <w:rFonts w:ascii="Consolas" w:hAnsi="Consolas"/>
+                <w:color w:val="F9FAFB"/>
+                <w:szCs w:val="20"/>
+                <w:shd w:val="clear" w:color="auto" w:fill="2C2C2E"/>
+                <w:lang w:val="en-US"/>
+              </w:rPr>
+              <w:t xml:space="preserve"> ON events USING GIN (data);</w:t>
+            </w:r>
+          </w:p>
+        </w:tc>
+      </w:tr>
+    </w:tbl>
+    <w:p>
+      <w:pPr>
+        <w:spacing w:after="0"/>
+        <w:jc w:val="left"/>
+        <w:rPr>
+          <w:lang w:val="en-US"/>
+        </w:rPr>
+      </w:pPr>
+    </w:p>
+    <w:p>
+      <w:pPr>
+        <w:spacing w:after="0"/>
+        <w:ind w:firstLine="708"/>
+        <w:jc w:val="left"/>
+        <w:rPr>
+          <w:b/>
+          <w:bCs/>
+        </w:rPr>
+      </w:pPr>
+      <w:r>
+        <w:rPr>
+          <w:b/>
+          <w:bCs/>
+        </w:rPr>
+        <w:t>Анализ производительности запросов с помощью EXPLAIN</w:t>
+      </w:r>
+    </w:p>
+    <w:p>
+      <w:pPr>
+        <w:spacing w:after="0"/>
+        <w:jc w:val="left"/>
+        <w:rPr>
+          <w:b/>
+          <w:bCs/>
+        </w:rPr>
+      </w:pPr>
+    </w:p>
+    <w:p>
+      <w:pPr>
+        <w:spacing w:after="0"/>
+        <w:jc w:val="left"/>
+      </w:pPr>
+      <w:r>
+        <w:t xml:space="preserve">Главным инструментом для доказательства эффективности индексов является выполнение запроса с директивой EXPLAIN (или EXPLAIN QUERY PLAN в </w:t>
+      </w:r>
+      <w:proofErr w:type="spellStart"/>
+      <w:r>
+        <w:t>SQLite</w:t>
+      </w:r>
+      <w:proofErr w:type="spellEnd"/>
+      <w:r>
+        <w:t>). План выполнения показывает, какие операции и в каком порядке будет выполнять СУБД. Анализируя этот план, можно определить, используются ли созданные индексы.</w:t>
+      </w:r>
+    </w:p>
+    <w:p>
+      <w:pPr>
+        <w:spacing w:after="0"/>
+        <w:jc w:val="left"/>
+      </w:pPr>
+    </w:p>
+    <w:p>
+      <w:pPr>
+        <w:spacing w:after="0"/>
+        <w:jc w:val="left"/>
+      </w:pPr>
+      <w:r>
+        <w:t>Ключевые операции в плане выполнения:</w:t>
+      </w:r>
+    </w:p>
+    <w:p>
+      <w:pPr>
+        <w:pStyle w:val="a5"/>
+        <w:numPr>
+          <w:ilvl w:val="0"/>
+          <w:numId w:val="8"/>
+        </w:numPr>
+        <w:spacing w:after="0"/>
+        <w:jc w:val="left"/>
+      </w:pPr>
+      <w:r>
+        <w:t>SCAN: Полное сканирование таблицы. Означает, что индекс не используется, и СУБД вынуждена читать всю таблицу целиком. Это самая затратная операция при большом объёме данных.</w:t>
+      </w:r>
+    </w:p>
+    <w:p>
+      <w:pPr>
+        <w:pStyle w:val="a5"/>
+        <w:numPr>
+          <w:ilvl w:val="0"/>
+          <w:numId w:val="8"/>
+        </w:numPr>
+        <w:spacing w:after="0"/>
+        <w:jc w:val="left"/>
+      </w:pPr>
+      <w:r>
+        <w:t>SEARCH: Поиск по индексу. Означает, что СУБД использует индекс для быстрого нахождения строк. В плане также указывается, какой именно индекс применяется.</w:t>
+      </w:r>
+    </w:p>
+    <w:p>
+      <w:pPr>
+        <w:pStyle w:val="a5"/>
+        <w:numPr>
+          <w:ilvl w:val="0"/>
+          <w:numId w:val="8"/>
+        </w:numPr>
+        <w:spacing w:after="0"/>
+        <w:jc w:val="left"/>
+      </w:pPr>
+      <w:r>
+        <w:t>USING COVERING INDEX</w:t>
+      </w:r>
+      <w:proofErr w:type="gramStart"/>
+      <w:r>
+        <w:t>: Указывает</w:t>
+      </w:r>
+      <w:proofErr w:type="gramEnd"/>
+      <w:r>
+        <w:t xml:space="preserve"> на то, что был задействован покрывающий индекс, и данные считываются только из индекса, без обращения к исходной таблице. Это наиболее эффективный вариант.</w:t>
+      </w:r>
+    </w:p>
+    <w:p>
+      <w:pPr>
+        <w:spacing w:after="0"/>
+        <w:jc w:val="left"/>
+      </w:pPr>
+      <w:r>
+        <w:t>Для доказательства эффективности спроектированных индексов выполняется последовательный анализ плана в следующем порядке:</w:t>
+      </w:r>
+    </w:p>
+    <w:p>
+      <w:pPr>
+        <w:pStyle w:val="a5"/>
+        <w:numPr>
+          <w:ilvl w:val="0"/>
+          <w:numId w:val="10"/>
+        </w:numPr>
+        <w:spacing w:after="0"/>
+        <w:jc w:val="left"/>
+      </w:pPr>
+      <w:r>
+        <w:t>Фиксация исходного состояния</w:t>
+      </w:r>
+      <w:proofErr w:type="gramStart"/>
+      <w:r>
+        <w:t>: Выполняется</w:t>
+      </w:r>
+      <w:proofErr w:type="gramEnd"/>
+      <w:r>
+        <w:t xml:space="preserve"> EXPLAIN для запроса при отсутствии всех пользовательских индексов. На этом этапе в плане ожидается обнаружение операций SCAN.</w:t>
+      </w:r>
+    </w:p>
+    <w:p>
+      <w:pPr>
+        <w:pStyle w:val="a5"/>
+        <w:numPr>
+          <w:ilvl w:val="0"/>
+          <w:numId w:val="10"/>
+        </w:numPr>
+        <w:spacing w:after="0"/>
+        <w:jc w:val="left"/>
+      </w:pPr>
+      <w:r>
+        <w:t>Создание индексов: В базу данных добавляются спроектированные индексы (например, составной, покрывающий, частичный).</w:t>
+      </w:r>
+    </w:p>
+    <w:p>
+      <w:pPr>
+        <w:pStyle w:val="a5"/>
+        <w:numPr>
+          <w:ilvl w:val="0"/>
+          <w:numId w:val="10"/>
+        </w:numPr>
+        <w:spacing w:after="0"/>
+        <w:jc w:val="left"/>
+      </w:pPr>
+      <w:r>
+        <w:t>Повторный анализ: EXPLAIN выполняется снова. Для доказательства эффективности необходимо показать, что операции SCAN заменились на SEARCH с указанием созданного индекса. Наличие пометки USING COVERING INDEX свидетельствует об успешном применении покрывающего индекса и максимизации производительности.</w:t>
+      </w:r>
+    </w:p>
+    <w:p>
+      <w:pPr>
+        <w:spacing w:after="0"/>
+        <w:jc w:val="left"/>
+        <w:rPr>
+          <w:b/>
+          <w:bCs/>
+        </w:rPr>
+      </w:pPr>
+      <w:r>
+        <w:rPr>
+          <w:b/>
+          <w:bCs/>
+        </w:rPr>
+        <w:lastRenderedPageBreak/>
+        <w:t>Обоснование выбора индексов для оптимизации запросов (на примере лабораторной работы)</w:t>
+      </w:r>
+    </w:p>
+    <w:p>
+      <w:pPr>
+        <w:spacing w:after="0"/>
+        <w:jc w:val="left"/>
+      </w:pPr>
+      <w:r>
+        <w:t>В рамках данной лабораторной работы на основе анализа планов выполнения EXPLAIN QUERY PLAN и временных замеров были спроектированы индексы, нацеленные на устранение узких мест:</w:t>
+      </w:r>
+    </w:p>
+    <w:p>
+      <w:pPr>
+        <w:pStyle w:val="a5"/>
+        <w:numPr>
+          <w:ilvl w:val="0"/>
+          <w:numId w:val="12"/>
+        </w:numPr>
+        <w:spacing w:after="0"/>
+        <w:jc w:val="left"/>
+      </w:pPr>
+      <w:r>
+        <w:t xml:space="preserve">Покрывающий индекс </w:t>
+      </w:r>
+      <w:proofErr w:type="spellStart"/>
+      <w:r>
+        <w:t>idx_order_item_covering</w:t>
+      </w:r>
+      <w:proofErr w:type="spellEnd"/>
+      <w:r>
+        <w:t xml:space="preserve"> для запроса №4. Запрос агрегирует данные из таблицы </w:t>
+      </w:r>
+      <w:proofErr w:type="spellStart"/>
+      <w:r>
+        <w:t>order_item</w:t>
+      </w:r>
+      <w:proofErr w:type="spellEnd"/>
+      <w:r>
+        <w:t xml:space="preserve">, но обращается лишь к ограниченному набору столбцов: </w:t>
+      </w:r>
+      <w:proofErr w:type="spellStart"/>
+      <w:r>
+        <w:t>product_id</w:t>
+      </w:r>
+      <w:proofErr w:type="spellEnd"/>
+      <w:r>
+        <w:t xml:space="preserve">, </w:t>
+      </w:r>
+      <w:proofErr w:type="spellStart"/>
+      <w:r>
+        <w:t>quantity</w:t>
+      </w:r>
+      <w:proofErr w:type="spellEnd"/>
+      <w:r>
+        <w:t xml:space="preserve">, </w:t>
+      </w:r>
+      <w:proofErr w:type="spellStart"/>
+      <w:r>
+        <w:t>price</w:t>
+      </w:r>
+      <w:proofErr w:type="spellEnd"/>
+      <w:r>
+        <w:t xml:space="preserve">, </w:t>
+      </w:r>
+      <w:proofErr w:type="spellStart"/>
+      <w:r>
+        <w:t>discount</w:t>
+      </w:r>
+      <w:proofErr w:type="spellEnd"/>
+      <w:r>
+        <w:t xml:space="preserve">, </w:t>
+      </w:r>
+      <w:proofErr w:type="spellStart"/>
+      <w:r>
+        <w:t>order_id</w:t>
+      </w:r>
+      <w:proofErr w:type="spellEnd"/>
+      <w:r>
+        <w:t>. Создание индекса именно по этим полям позволяет полностью покрыть запрос, переводя операцию соединения (JOIN) в режим SEARCH ... USING COVERING INDEX, что подтверждено планом выполнения. Это минимизирует операции ввода-вывода.</w:t>
+      </w:r>
+    </w:p>
+    <w:p>
+      <w:pPr>
+        <w:spacing w:after="0"/>
+        <w:jc w:val="left"/>
+      </w:pPr>
+    </w:p>
+    <w:p>
+      <w:pPr>
+        <w:pStyle w:val="a5"/>
+        <w:numPr>
+          <w:ilvl w:val="0"/>
+          <w:numId w:val="12"/>
+        </w:numPr>
+        <w:spacing w:after="0"/>
+        <w:jc w:val="left"/>
+      </w:pPr>
+      <w:r>
+        <w:t xml:space="preserve">Частичный индекс idx_order_2025 для запроса №5. Запрос анализирует данные только за фиксированный 2025 год. Обычный индекс по полю </w:t>
+      </w:r>
+      <w:proofErr w:type="spellStart"/>
+      <w:r>
+        <w:t>issue_date</w:t>
+      </w:r>
+      <w:proofErr w:type="spellEnd"/>
+      <w:r>
+        <w:t xml:space="preserve"> был бы неэффективен, так как содержал бы все даты за 5 лет. Частичный индекс, созданный с условием WHERE </w:t>
+      </w:r>
+      <w:proofErr w:type="spellStart"/>
+      <w:proofErr w:type="gramStart"/>
+      <w:r>
+        <w:t>strftime</w:t>
+      </w:r>
+      <w:proofErr w:type="spellEnd"/>
+      <w:r>
+        <w:t>(</w:t>
+      </w:r>
+      <w:proofErr w:type="gramEnd"/>
+      <w:r>
+        <w:t xml:space="preserve">'%Y', </w:t>
+      </w:r>
+      <w:proofErr w:type="spellStart"/>
+      <w:r>
+        <w:t>issue_date</w:t>
+      </w:r>
+      <w:proofErr w:type="spellEnd"/>
+      <w:r>
+        <w:t>) = '2025', значительно меньше по размеру и содержит только релевантные строки. План выполнения подтверждает его использование SEARCH o USING COVERING INDEX idx_order_2025, что делает операции фильтрации и сортировки крайне быстрыми.</w:t>
+      </w:r>
+    </w:p>
+    <w:p>
+      <w:pPr>
+        <w:spacing w:after="0"/>
+        <w:jc w:val="left"/>
+      </w:pPr>
+    </w:p>
+    <w:p>
+      <w:pPr>
+        <w:pStyle w:val="a5"/>
+        <w:numPr>
+          <w:ilvl w:val="0"/>
+          <w:numId w:val="12"/>
+        </w:numPr>
+        <w:spacing w:after="0"/>
+        <w:jc w:val="left"/>
+      </w:pPr>
+      <w:r>
+        <w:t xml:space="preserve">Составной индекс </w:t>
+      </w:r>
+      <w:proofErr w:type="spellStart"/>
+      <w:r>
+        <w:t>idx_employee_position_pos</w:t>
+      </w:r>
+      <w:proofErr w:type="spellEnd"/>
+      <w:r>
+        <w:t xml:space="preserve"> для запроса №5. Запрос начинается с поиска всех менеджеров, что требует соединения таблиц </w:t>
+      </w:r>
+      <w:proofErr w:type="spellStart"/>
+      <w:r>
+        <w:t>employee</w:t>
+      </w:r>
+      <w:proofErr w:type="spellEnd"/>
+      <w:r>
+        <w:t xml:space="preserve">, </w:t>
+      </w:r>
+      <w:proofErr w:type="spellStart"/>
+      <w:r>
+        <w:t>employee_position</w:t>
+      </w:r>
+      <w:proofErr w:type="spellEnd"/>
+      <w:r>
+        <w:t xml:space="preserve"> и </w:t>
+      </w:r>
+      <w:proofErr w:type="spellStart"/>
+      <w:r>
+        <w:t>position</w:t>
+      </w:r>
+      <w:proofErr w:type="spellEnd"/>
+      <w:r>
+        <w:t xml:space="preserve"> по внешним ключам. Созданный составной индекс по полю </w:t>
+      </w:r>
+      <w:proofErr w:type="spellStart"/>
+      <w:r>
+        <w:t>position_id</w:t>
+      </w:r>
+      <w:proofErr w:type="spellEnd"/>
+      <w:r>
+        <w:t xml:space="preserve"> в таблице </w:t>
+      </w:r>
+      <w:proofErr w:type="spellStart"/>
+      <w:r>
+        <w:t>employee_position</w:t>
+      </w:r>
+      <w:proofErr w:type="spellEnd"/>
+      <w:r>
+        <w:t xml:space="preserve"> ускоряет поиск записей, относящихся к должности '</w:t>
+      </w:r>
+      <w:proofErr w:type="spellStart"/>
+      <w:r>
+        <w:t>manager</w:t>
+      </w:r>
+      <w:proofErr w:type="spellEnd"/>
+      <w:r>
+        <w:t xml:space="preserve">', что также подтверждается директивой SEARCH </w:t>
+      </w:r>
+      <w:proofErr w:type="spellStart"/>
+      <w:r>
+        <w:t>ep</w:t>
+      </w:r>
+      <w:proofErr w:type="spellEnd"/>
+      <w:r>
+        <w:t xml:space="preserve"> USING INDEX </w:t>
+      </w:r>
+      <w:proofErr w:type="spellStart"/>
+      <w:r>
+        <w:t>idx_employee_position_pos</w:t>
+      </w:r>
+      <w:proofErr w:type="spellEnd"/>
+      <w:r>
+        <w:t xml:space="preserve"> в плане.</w:t>
+      </w:r>
+    </w:p>
+    <w:p>
+      <w:pPr>
+        <w:spacing w:after="0"/>
+        <w:jc w:val="left"/>
+      </w:pPr>
+    </w:p>
+    <w:p>
+      <w:pPr>
+        <w:spacing w:after="0"/>
+        <w:jc w:val="left"/>
+        <w:rPr>
+          <w:b/>
+          <w:bCs/>
+        </w:rPr>
+      </w:pPr>
+      <w:r>
+        <w:t>Таким образом, выбор типов индексов был обусловлен конкретными паттернами доступа к данным в каждом запросе, а их эффективность была подтверждена сравнительным анализом планов выполнения и временных замеров.</w:t>
+      </w:r>
+    </w:p>
+    <w:p>
+      <w:pPr>
+        <w:spacing w:after="0"/>
+        <w:jc w:val="left"/>
+        <w:rPr>
+          <w:b/>
+          <w:bCs/>
+        </w:rPr>
+      </w:pPr>
+    </w:p>
+    <w:p>
+      <w:pPr>
+        <w:spacing w:after="0"/>
+        <w:jc w:val="left"/>
+        <w:rPr>
+          <w:b/>
+          <w:bCs/>
+        </w:rPr>
+      </w:pPr>
+    </w:p>
+    <w:p>
+      <w:pPr>
+        <w:spacing w:after="0"/>
+        <w:jc w:val="left"/>
       </w:pPr>
       <w:r>
         <w:t>Мне нужно было изучить, как индексы влияют на производительность сложных SQL-запросов. Для этого я взял базу данных магазина (</w:t>
@@ -146,7 +2066,10 @@
         <w:t>05_manager_monthly_rating.sql</w:t>
       </w:r>
       <w:r>
-        <w:t xml:space="preserve">)  </w:t>
+        <w:t>)</w:t>
+      </w:r>
+      <w:r>
+        <w:t xml:space="preserve"> </w:t>
       </w:r>
     </w:p>
     <w:p>
@@ -496,6 +2419,7 @@
           <w:b/>
           <w:lang w:val="en-US"/>
         </w:rPr>
+        <w:lastRenderedPageBreak/>
         <w:t xml:space="preserve">- </w:t>
       </w:r>
       <w:r>
@@ -1457,10 +3381,7 @@
               <w:ind w:firstLine="0"/>
             </w:pPr>
             <w:r>
-              <w:t>0.050</w:t>
-            </w:r>
-            <w:r>
-              <w:t>4</w:t>
+              <w:t>0.0504</w:t>
             </w:r>
           </w:p>
         </w:tc>
@@ -1542,69 +3463,1087 @@
         <w:spacing w:after="0"/>
       </w:pPr>
       <w:r>
+        <w:t xml:space="preserve">Я смотрел на вывод </w:t>
+      </w:r>
+      <w:r>
+        <w:rPr>
+          <w:b/>
+        </w:rPr>
+        <w:t>EXPLAIN QUERY PLAN</w:t>
+      </w:r>
+      <w:r>
+        <w:t>. Ключевые строки:</w:t>
+      </w:r>
+    </w:p>
+    <w:p>
+      <w:pPr>
+        <w:spacing w:after="0"/>
+      </w:pPr>
+      <w:r>
+        <w:t>До</w:t>
+      </w:r>
+      <w:r>
+        <w:t xml:space="preserve"> </w:t>
+      </w:r>
+      <w:r>
+        <w:t>индексов</w:t>
+      </w:r>
+      <w:r>
+        <w:t xml:space="preserve"> (</w:t>
+      </w:r>
+      <w:r>
+        <w:t>запрос</w:t>
+      </w:r>
+      <w:r>
+        <w:t xml:space="preserve"> №4)</w:t>
+      </w:r>
+    </w:p>
+    <w:p>
+      <w:pPr>
+        <w:spacing w:after="0"/>
+        <w:ind w:left="707"/>
+        <w:rPr>
+          <w:b/>
+        </w:rPr>
+      </w:pPr>
+      <w:r>
+        <w:rPr>
+          <w:b/>
+          <w:lang w:val="en-US"/>
+        </w:rPr>
+        <w:t>SEARCH oi USING AUTOMATIC COVERING INDEX (</w:t>
+      </w:r>
+      <w:proofErr w:type="spellStart"/>
+      <w:r>
+        <w:rPr>
+          <w:b/>
+          <w:lang w:val="en-US"/>
+        </w:rPr>
+        <w:t>product_id</w:t>
+      </w:r>
+      <w:proofErr w:type="spellEnd"/>
+      <w:r>
+        <w:rPr>
+          <w:b/>
+          <w:lang w:val="en-US"/>
+        </w:rPr>
+        <w:t xml:space="preserve">=?) </w:t>
+      </w:r>
+      <w:r>
+        <w:rPr>
+          <w:b/>
+        </w:rPr>
+        <w:t>LEFT-JOIN</w:t>
+      </w:r>
+    </w:p>
+    <w:p>
+      <w:pPr>
+        <w:spacing w:after="0"/>
+        <w:rPr>
+          <w:bCs/>
+        </w:rPr>
+      </w:pPr>
+      <w:proofErr w:type="spellStart"/>
+      <w:r>
+        <w:rPr>
+          <w:b/>
+        </w:rPr>
+        <w:t>SQLite</w:t>
+      </w:r>
+      <w:proofErr w:type="spellEnd"/>
+      <w:r>
+        <w:rPr>
+          <w:b/>
+        </w:rPr>
+        <w:t xml:space="preserve"> </w:t>
+      </w:r>
+      <w:r>
+        <w:rPr>
+          <w:bCs/>
+        </w:rPr>
+        <w:t>сам создал временный покрывающий индекс, потому что без него было бы слишком долго. Это автоматическая оптимизация, но индекс не сохраняется.</w:t>
+      </w:r>
+    </w:p>
+    <w:p>
+      <w:pPr>
+        <w:spacing w:after="0"/>
+        <w:rPr>
+          <w:bCs/>
+        </w:rPr>
+      </w:pPr>
+      <w:r>
+        <w:rPr>
+          <w:bCs/>
+        </w:rPr>
+        <w:t>После</w:t>
+      </w:r>
+      <w:r>
+        <w:rPr>
+          <w:bCs/>
+        </w:rPr>
+        <w:t xml:space="preserve"> </w:t>
+      </w:r>
+      <w:r>
+        <w:rPr>
+          <w:bCs/>
+        </w:rPr>
+        <w:t>индексов</w:t>
+      </w:r>
+      <w:r>
+        <w:rPr>
+          <w:bCs/>
+        </w:rPr>
+        <w:t xml:space="preserve"> (</w:t>
+      </w:r>
+      <w:r>
+        <w:rPr>
+          <w:bCs/>
+        </w:rPr>
+        <w:t>запрос</w:t>
+      </w:r>
+      <w:r>
+        <w:rPr>
+          <w:bCs/>
+        </w:rPr>
+        <w:t xml:space="preserve"> №4)</w:t>
+      </w:r>
+    </w:p>
+    <w:p>
+      <w:pPr>
+        <w:spacing w:after="0"/>
+        <w:ind w:left="707"/>
+        <w:rPr>
+          <w:b/>
+          <w:lang w:val="en-US"/>
+        </w:rPr>
+      </w:pPr>
+      <w:r>
+        <w:rPr>
+          <w:b/>
+          <w:lang w:val="en-US"/>
+        </w:rPr>
+        <w:t xml:space="preserve">SEARCH oi USING COVERING INDEX </w:t>
+      </w:r>
+      <w:proofErr w:type="spellStart"/>
+      <w:r>
+        <w:rPr>
+          <w:b/>
+          <w:lang w:val="en-US"/>
+        </w:rPr>
+        <w:t>idx_order_item_covering</w:t>
+      </w:r>
+      <w:proofErr w:type="spellEnd"/>
+      <w:r>
+        <w:rPr>
+          <w:b/>
+          <w:lang w:val="en-US"/>
+        </w:rPr>
+        <w:t xml:space="preserve"> (</w:t>
+      </w:r>
+      <w:proofErr w:type="spellStart"/>
+      <w:r>
+        <w:rPr>
+          <w:b/>
+          <w:lang w:val="en-US"/>
+        </w:rPr>
+        <w:t>product_id</w:t>
+      </w:r>
+      <w:proofErr w:type="spellEnd"/>
+      <w:r>
+        <w:rPr>
+          <w:b/>
+          <w:lang w:val="en-US"/>
+        </w:rPr>
+        <w:t>=?) LEFT-JOIN</w:t>
+      </w:r>
+    </w:p>
+    <w:p>
+      <w:pPr>
+        <w:spacing w:after="0"/>
+        <w:rPr>
+          <w:bCs/>
+        </w:rPr>
+      </w:pPr>
+      <w:r>
+        <w:rPr>
+          <w:bCs/>
+        </w:rPr>
+        <w:t>Вместо</w:t>
+      </w:r>
+      <w:r>
+        <w:rPr>
+          <w:bCs/>
+          <w:lang w:val="en-US"/>
+        </w:rPr>
+        <w:t xml:space="preserve"> «AUTOMATIC» </w:t>
+      </w:r>
+      <w:r>
+        <w:rPr>
+          <w:bCs/>
+        </w:rPr>
+        <w:t>появилось</w:t>
+      </w:r>
+      <w:r>
+        <w:rPr>
+          <w:bCs/>
+          <w:lang w:val="en-US"/>
+        </w:rPr>
+        <w:t xml:space="preserve"> </w:t>
+      </w:r>
+      <w:r>
+        <w:rPr>
+          <w:bCs/>
+        </w:rPr>
+        <w:t>имя</w:t>
+      </w:r>
+      <w:r>
+        <w:rPr>
+          <w:bCs/>
+          <w:lang w:val="en-US"/>
+        </w:rPr>
+        <w:t xml:space="preserve"> </w:t>
+      </w:r>
+      <w:r>
+        <w:rPr>
+          <w:bCs/>
+        </w:rPr>
+        <w:t>нашего</w:t>
+      </w:r>
+      <w:r>
+        <w:rPr>
+          <w:bCs/>
+          <w:lang w:val="en-US"/>
+        </w:rPr>
+        <w:t xml:space="preserve"> </w:t>
+      </w:r>
+      <w:r>
+        <w:rPr>
+          <w:bCs/>
+        </w:rPr>
+        <w:t>индекса</w:t>
+      </w:r>
+      <w:r>
+        <w:rPr>
+          <w:bCs/>
+          <w:lang w:val="en-US"/>
+        </w:rPr>
+        <w:t xml:space="preserve"> </w:t>
+      </w:r>
+      <w:proofErr w:type="spellStart"/>
+      <w:r>
+        <w:rPr>
+          <w:bCs/>
+          <w:lang w:val="en-US"/>
+        </w:rPr>
+        <w:t>idx_order_item_covering</w:t>
+      </w:r>
+      <w:proofErr w:type="spellEnd"/>
+      <w:r>
+        <w:rPr>
+          <w:bCs/>
+          <w:lang w:val="en-US"/>
+        </w:rPr>
+        <w:t xml:space="preserve">. </w:t>
+      </w:r>
+      <w:r>
+        <w:rPr>
+          <w:bCs/>
+        </w:rPr>
+        <w:t>Значит, база использует именно его.</w:t>
+      </w:r>
+    </w:p>
+    <w:p>
+      <w:pPr>
+        <w:spacing w:after="0"/>
+        <w:ind w:firstLine="0"/>
+        <w:rPr>
+          <w:bCs/>
+        </w:rPr>
+      </w:pPr>
+      <w:r>
+        <w:rPr>
+          <w:bCs/>
+        </w:rPr>
+        <w:t>Запрос №5 – после индексов в плане видно:</w:t>
+      </w:r>
+    </w:p>
+    <w:p>
+      <w:pPr>
+        <w:spacing w:after="0"/>
+        <w:rPr>
+          <w:b/>
+        </w:rPr>
+      </w:pPr>
+    </w:p>
+    <w:p>
+      <w:pPr>
+        <w:spacing w:after="0"/>
+        <w:rPr>
+          <w:b/>
+          <w:lang w:val="en-US"/>
+        </w:rPr>
+      </w:pPr>
+      <w:r>
+        <w:rPr>
+          <w:b/>
+          <w:lang w:val="en-US"/>
+        </w:rPr>
+        <w:t>SEARCH p USING COVERING INDEX sqlite_autoindex_position_1 (code=?)</w:t>
+      </w:r>
+    </w:p>
+    <w:p>
+      <w:pPr>
+        <w:spacing w:after="0"/>
+        <w:rPr>
+          <w:b/>
+          <w:lang w:val="en-US"/>
+        </w:rPr>
+      </w:pPr>
+      <w:r>
+        <w:rPr>
+          <w:b/>
+          <w:lang w:val="en-US"/>
+        </w:rPr>
+        <w:t xml:space="preserve">SEARCH ep USING INDEX </w:t>
+      </w:r>
+      <w:proofErr w:type="spellStart"/>
+      <w:r>
+        <w:rPr>
+          <w:b/>
+          <w:lang w:val="en-US"/>
+        </w:rPr>
+        <w:t>idx_employee_position_pos</w:t>
+      </w:r>
+      <w:proofErr w:type="spellEnd"/>
+      <w:r>
+        <w:rPr>
+          <w:b/>
+          <w:lang w:val="en-US"/>
+        </w:rPr>
+        <w:t xml:space="preserve"> (</w:t>
+      </w:r>
+      <w:proofErr w:type="spellStart"/>
+      <w:r>
+        <w:rPr>
+          <w:b/>
+          <w:lang w:val="en-US"/>
+        </w:rPr>
+        <w:t>position_id</w:t>
+      </w:r>
+      <w:proofErr w:type="spellEnd"/>
+      <w:r>
+        <w:rPr>
+          <w:b/>
+          <w:lang w:val="en-US"/>
+        </w:rPr>
+        <w:t>=?)</w:t>
+      </w:r>
+    </w:p>
+    <w:p>
+      <w:pPr>
+        <w:spacing w:after="0"/>
+        <w:rPr>
+          <w:b/>
+          <w:lang w:val="en-US"/>
+        </w:rPr>
+      </w:pPr>
+      <w:r>
+        <w:rPr>
+          <w:b/>
+          <w:lang w:val="en-US"/>
+        </w:rPr>
+        <w:t>SCAN o USING COVERING INDEX idx_order_2025</w:t>
+      </w:r>
+    </w:p>
+    <w:p>
+      <w:pPr>
+        <w:spacing w:after="0"/>
+        <w:rPr>
+          <w:b/>
+          <w:lang w:val="en-US"/>
+        </w:rPr>
+      </w:pPr>
+      <w:r>
+        <w:rPr>
+          <w:b/>
+          <w:lang w:val="en-US"/>
+        </w:rPr>
+        <w:t xml:space="preserve">SEARCH oi USING COVERING INDEX </w:t>
+      </w:r>
+      <w:proofErr w:type="spellStart"/>
+      <w:r>
+        <w:rPr>
+          <w:b/>
+          <w:lang w:val="en-US"/>
+        </w:rPr>
+        <w:t>idx_order_item_sales</w:t>
+      </w:r>
+      <w:proofErr w:type="spellEnd"/>
+      <w:r>
+        <w:rPr>
+          <w:b/>
+          <w:lang w:val="en-US"/>
+        </w:rPr>
+        <w:t xml:space="preserve"> (</w:t>
+      </w:r>
+      <w:proofErr w:type="spellStart"/>
+      <w:r>
+        <w:rPr>
+          <w:b/>
+          <w:lang w:val="en-US"/>
+        </w:rPr>
+        <w:t>order_id</w:t>
+      </w:r>
+      <w:proofErr w:type="spellEnd"/>
+      <w:r>
+        <w:rPr>
+          <w:b/>
+          <w:lang w:val="en-US"/>
+        </w:rPr>
+        <w:t>=?)</w:t>
+      </w:r>
+    </w:p>
+    <w:p>
+      <w:pPr>
+        <w:spacing w:after="0"/>
+        <w:rPr>
+          <w:bCs/>
+        </w:rPr>
+      </w:pPr>
+      <w:r>
+        <w:rPr>
+          <w:bCs/>
+        </w:rPr>
+        <w:t>Здесь</w:t>
+      </w:r>
+      <w:r>
+        <w:rPr>
+          <w:bCs/>
+          <w:lang w:val="en-US"/>
+        </w:rPr>
+        <w:t xml:space="preserve"> </w:t>
+      </w:r>
+      <w:r>
+        <w:rPr>
+          <w:bCs/>
+        </w:rPr>
+        <w:t>явно</w:t>
+      </w:r>
+      <w:r>
+        <w:rPr>
+          <w:bCs/>
+          <w:lang w:val="en-US"/>
+        </w:rPr>
+        <w:t xml:space="preserve"> </w:t>
+      </w:r>
+      <w:r>
+        <w:rPr>
+          <w:bCs/>
+        </w:rPr>
+        <w:t>указаны</w:t>
+      </w:r>
+      <w:r>
+        <w:rPr>
+          <w:bCs/>
+          <w:lang w:val="en-US"/>
+        </w:rPr>
+        <w:t xml:space="preserve"> </w:t>
+      </w:r>
+      <w:proofErr w:type="spellStart"/>
+      <w:r>
+        <w:rPr>
+          <w:bCs/>
+          <w:lang w:val="en-US"/>
+        </w:rPr>
+        <w:t>idx_employee_position_pos</w:t>
+      </w:r>
+      <w:proofErr w:type="spellEnd"/>
+      <w:r>
+        <w:rPr>
+          <w:bCs/>
+          <w:lang w:val="en-US"/>
+        </w:rPr>
+        <w:t xml:space="preserve">, </w:t>
+      </w:r>
+      <w:r>
+        <w:rPr>
+          <w:bCs/>
+          <w:lang w:val="en-US"/>
+        </w:rPr>
+        <w:t>idx_order_2025</w:t>
+      </w:r>
+      <w:r>
+        <w:rPr>
+          <w:bCs/>
+          <w:lang w:val="en-US"/>
+        </w:rPr>
+        <w:t xml:space="preserve">, </w:t>
+      </w:r>
+      <w:proofErr w:type="spellStart"/>
+      <w:r>
+        <w:rPr>
+          <w:bCs/>
+          <w:lang w:val="en-US"/>
+        </w:rPr>
+        <w:t>idx_order_item_sales</w:t>
+      </w:r>
+      <w:proofErr w:type="spellEnd"/>
+      <w:r>
+        <w:rPr>
+          <w:bCs/>
+          <w:lang w:val="en-US"/>
+        </w:rPr>
+        <w:t xml:space="preserve">. </w:t>
+      </w:r>
+      <w:r>
+        <w:rPr>
+          <w:bCs/>
+        </w:rPr>
+        <w:t xml:space="preserve">А в плане до индексов были только </w:t>
+      </w:r>
+      <w:r>
+        <w:rPr>
+          <w:bCs/>
+        </w:rPr>
+        <w:t>SCAN</w:t>
+      </w:r>
+      <w:r>
+        <w:rPr>
+          <w:bCs/>
+        </w:rPr>
+        <w:t xml:space="preserve"> и автоматические временные </w:t>
+      </w:r>
+      <w:proofErr w:type="spellStart"/>
+      <w:proofErr w:type="gramStart"/>
+      <w:r>
+        <w:rPr>
+          <w:bCs/>
+        </w:rPr>
+        <w:t>индексы.Также</w:t>
+      </w:r>
+      <w:proofErr w:type="spellEnd"/>
+      <w:proofErr w:type="gramEnd"/>
+      <w:r>
+        <w:rPr>
+          <w:bCs/>
+        </w:rPr>
+        <w:t xml:space="preserve"> в плане запроса №5 после индексов появились строки </w:t>
+      </w:r>
+      <w:r>
+        <w:rPr>
+          <w:bCs/>
+        </w:rPr>
+        <w:t>USING AUTOMATIC PARTIAL COVERING INDEX</w:t>
+      </w:r>
+      <w:r>
+        <w:rPr>
+          <w:bCs/>
+        </w:rPr>
+        <w:t xml:space="preserve"> для подзапросов </w:t>
+      </w:r>
+      <w:proofErr w:type="spellStart"/>
+      <w:r>
+        <w:rPr>
+          <w:bCs/>
+        </w:rPr>
+        <w:t>top_by_qty</w:t>
+      </w:r>
+      <w:proofErr w:type="spellEnd"/>
+      <w:r>
+        <w:rPr>
+          <w:bCs/>
+        </w:rPr>
+        <w:t xml:space="preserve"> и </w:t>
+      </w:r>
+      <w:proofErr w:type="spellStart"/>
+      <w:r>
+        <w:rPr>
+          <w:bCs/>
+        </w:rPr>
+        <w:t>top_by_revenue</w:t>
+      </w:r>
+      <w:proofErr w:type="spellEnd"/>
+      <w:r>
+        <w:rPr>
+          <w:bCs/>
+        </w:rPr>
+        <w:t xml:space="preserve"> – это значит, что даже для них </w:t>
+      </w:r>
+      <w:proofErr w:type="spellStart"/>
+      <w:r>
+        <w:rPr>
+          <w:bCs/>
+        </w:rPr>
+        <w:t>SQLite</w:t>
+      </w:r>
+      <w:proofErr w:type="spellEnd"/>
+      <w:r>
+        <w:rPr>
+          <w:bCs/>
+        </w:rPr>
+        <w:t xml:space="preserve"> построил временные частичные индексы, но основные индексы всё равно наши.</w:t>
+      </w:r>
+    </w:p>
+    <w:p>
+      <w:pPr>
+        <w:spacing w:after="0"/>
+        <w:rPr>
+          <w:bCs/>
+        </w:rPr>
+      </w:pPr>
+      <w:r>
+        <w:rPr>
+          <w:bCs/>
+        </w:rPr>
+        <w:t xml:space="preserve"> 7. Почему ускорение не 10–100 раз?</w:t>
+      </w:r>
+    </w:p>
+    <w:p>
+      <w:pPr>
+        <w:spacing w:after="0"/>
+        <w:rPr>
+          <w:bCs/>
+        </w:rPr>
+      </w:pPr>
+      <w:r>
+        <w:rPr>
+          <w:bCs/>
+        </w:rPr>
+        <w:t xml:space="preserve">Потому что объём данных всё ещё не огромный (4000 заказов, 16 000 позиций). </w:t>
+      </w:r>
+      <w:proofErr w:type="spellStart"/>
+      <w:r>
+        <w:rPr>
+          <w:bCs/>
+        </w:rPr>
+        <w:t>SQLite</w:t>
+      </w:r>
+      <w:proofErr w:type="spellEnd"/>
+      <w:r>
+        <w:rPr>
+          <w:bCs/>
+        </w:rPr>
+        <w:t xml:space="preserve"> очень легковесный, и даже без индексов запросы отрабатывают за сотые доли секунды. В реальной базе с миллионами строк разница была бы колоссальной. Тем не менее, для запроса №5 ускорение почти в 2 раза – это уже хорошо.</w:t>
+      </w:r>
+    </w:p>
+    <w:p>
+      <w:pPr>
+        <w:spacing w:after="0"/>
+        <w:rPr>
+          <w:bCs/>
+        </w:rPr>
+      </w:pPr>
+    </w:p>
+    <w:p>
+      <w:pPr>
+        <w:spacing w:after="0"/>
+        <w:rPr>
+          <w:bCs/>
+        </w:rPr>
+      </w:pPr>
+      <w:r>
+        <w:rPr>
+          <w:bCs/>
+        </w:rPr>
+        <w:t xml:space="preserve">Кроме того, «без индексов» – это не совсем без индексов, потому что </w:t>
+      </w:r>
+      <w:proofErr w:type="spellStart"/>
+      <w:r>
+        <w:rPr>
+          <w:bCs/>
+        </w:rPr>
+        <w:t>SQLite</w:t>
+      </w:r>
+      <w:proofErr w:type="spellEnd"/>
+      <w:r>
+        <w:rPr>
+          <w:bCs/>
+        </w:rPr>
+        <w:t xml:space="preserve"> сам создаёт автоматические временные индексы, если видит, что запрос без них «умрёт». Поэтому чистое сравнение «есть индексы / нет индексов» на малых данных смазывается.</w:t>
+      </w:r>
+    </w:p>
+    <w:p>
+      <w:pPr>
+        <w:spacing w:after="0"/>
+        <w:rPr>
+          <w:b/>
+        </w:rPr>
+      </w:pPr>
+      <w:r>
+        <w:rPr>
+          <w:b/>
+        </w:rPr>
+        <w:t xml:space="preserve"> 8. Выводы</w:t>
+      </w:r>
+    </w:p>
+    <w:p>
+      <w:pPr>
+        <w:spacing w:after="0"/>
+        <w:rPr>
+          <w:bCs/>
+        </w:rPr>
+      </w:pPr>
+      <w:r>
+        <w:rPr>
+          <w:bCs/>
+        </w:rPr>
         <w:lastRenderedPageBreak/>
-        <w:t xml:space="preserve">Я смотрел на вывод </w:t>
-      </w:r>
-      <w:r>
-        <w:rPr>
-          <w:b/>
-        </w:rPr>
-        <w:t>EXPLAIN QUERY PLAN</w:t>
-      </w:r>
-      <w:r>
-        <w:t>. Ключевые строки:</w:t>
-      </w:r>
-    </w:p>
-    <w:p>
-      <w:pPr>
-        <w:spacing w:after="0"/>
-        <w:rPr>
-          <w:lang w:val="en-US"/>
-        </w:rPr>
-      </w:pPr>
-      <w:r>
-        <w:t>До</w:t>
-      </w:r>
-      <w:r>
-        <w:rPr>
-          <w:lang w:val="en-US"/>
+        <w:t xml:space="preserve">1. Типы индексов работают – составной (хотя я его явно не использовал, но подразумевался в </w:t>
+      </w:r>
+      <w:proofErr w:type="spellStart"/>
+      <w:r>
+        <w:rPr>
+          <w:bCs/>
+        </w:rPr>
+        <w:t>idx_order_item_covering</w:t>
+      </w:r>
+      <w:proofErr w:type="spellEnd"/>
+      <w:r>
+        <w:rPr>
+          <w:bCs/>
+        </w:rPr>
+        <w:t xml:space="preserve"> как порядок полей), частичный (</w:t>
+      </w:r>
+      <w:r>
+        <w:rPr>
+          <w:bCs/>
+        </w:rPr>
+        <w:t>idx_order_2025</w:t>
+      </w:r>
+      <w:r>
+        <w:rPr>
+          <w:bCs/>
+        </w:rPr>
+        <w:t>) и покрывающий (</w:t>
+      </w:r>
+      <w:proofErr w:type="spellStart"/>
+      <w:r>
+        <w:rPr>
+          <w:bCs/>
+        </w:rPr>
+        <w:t>idx_order_item_covering</w:t>
+      </w:r>
+      <w:proofErr w:type="spellEnd"/>
+      <w:r>
+        <w:rPr>
+          <w:bCs/>
+        </w:rPr>
+        <w:t xml:space="preserve">, </w:t>
+      </w:r>
+      <w:proofErr w:type="spellStart"/>
+      <w:r>
+        <w:rPr>
+          <w:bCs/>
+        </w:rPr>
+        <w:t>idx_order_item_sales</w:t>
+      </w:r>
+      <w:proofErr w:type="spellEnd"/>
+      <w:r>
+        <w:rPr>
+          <w:bCs/>
+        </w:rPr>
+        <w:t>).</w:t>
+      </w:r>
+    </w:p>
+    <w:p>
+      <w:pPr>
+        <w:spacing w:after="0"/>
+        <w:rPr>
+          <w:bCs/>
+        </w:rPr>
+      </w:pPr>
+      <w:r>
+        <w:rPr>
+          <w:b/>
+        </w:rPr>
+        <w:t xml:space="preserve">2. </w:t>
+      </w:r>
+      <w:r>
+        <w:rPr>
+          <w:bCs/>
+        </w:rPr>
+        <w:t xml:space="preserve">По плану выполнения видно, что индексы применяются – в колонке </w:t>
+      </w:r>
+      <w:proofErr w:type="spellStart"/>
+      <w:r>
+        <w:rPr>
+          <w:bCs/>
+        </w:rPr>
+        <w:t>detail</w:t>
+      </w:r>
+      <w:proofErr w:type="spellEnd"/>
+      <w:r>
+        <w:rPr>
+          <w:bCs/>
+        </w:rPr>
+        <w:t xml:space="preserve"> появляются имена наших индексов.</w:t>
+      </w:r>
+    </w:p>
+    <w:p>
+      <w:pPr>
+        <w:spacing w:after="0"/>
+        <w:rPr>
+          <w:bCs/>
+        </w:rPr>
+      </w:pPr>
+      <w:r>
+        <w:rPr>
+          <w:bCs/>
+        </w:rPr>
+        <w:t>3. На учебных данных ускорение скромное, но направление верное. Если бы у меня было 200 000 заказов, разница стала бы огромной.</w:t>
+      </w:r>
+    </w:p>
+    <w:p>
+      <w:pPr>
+        <w:spacing w:after="0"/>
+        <w:rPr>
+          <w:bCs/>
+        </w:rPr>
+      </w:pPr>
+      <w:r>
+        <w:rPr>
+          <w:bCs/>
+        </w:rPr>
+        <w:t>4. Важно понимать, что индексы не панацея – их нужно проектировать под конкретные запросы. Лишние индексы замедляют вставку и обновление данных.</w:t>
+      </w:r>
+    </w:p>
+    <w:p>
+      <w:pPr>
+        <w:spacing w:after="0"/>
+        <w:rPr>
+          <w:bCs/>
+        </w:rPr>
+      </w:pPr>
+      <w:r>
+        <w:rPr>
+          <w:b/>
         </w:rPr>
         <w:t xml:space="preserve"> </w:t>
       </w:r>
       <w:r>
+        <w:rPr>
+          <w:bCs/>
+        </w:rPr>
+        <w:t>9. Приложение – фрагменты планов</w:t>
+      </w:r>
+    </w:p>
+    <w:p>
+      <w:pPr>
+        <w:spacing w:after="0"/>
+        <w:ind w:firstLine="0"/>
+        <w:rPr>
+          <w:bCs/>
+        </w:rPr>
+      </w:pPr>
+      <w:r>
+        <w:rPr>
+          <w:bCs/>
+        </w:rPr>
+        <w:t>Запрос №4 до индексов (фрагмент)</w:t>
+      </w:r>
+    </w:p>
+    <w:p>
+      <w:pPr>
+        <w:spacing w:after="0"/>
+        <w:rPr>
+          <w:b/>
+          <w:lang w:val="en-US"/>
+        </w:rPr>
+      </w:pPr>
+      <w:r>
+        <w:rPr>
+          <w:b/>
+          <w:lang w:val="en-US"/>
+        </w:rPr>
+        <w:t>SCAN p</w:t>
+      </w:r>
+    </w:p>
+    <w:p>
+      <w:pPr>
+        <w:spacing w:after="0"/>
+        <w:rPr>
+          <w:b/>
+          <w:lang w:val="en-US"/>
+        </w:rPr>
+      </w:pPr>
+      <w:r>
+        <w:rPr>
+          <w:b/>
+          <w:lang w:val="en-US"/>
+        </w:rPr>
+        <w:t>SEARCH oi USING AUTOMATIC COVERING INDEX (</w:t>
+      </w:r>
+      <w:proofErr w:type="spellStart"/>
+      <w:r>
+        <w:rPr>
+          <w:b/>
+          <w:lang w:val="en-US"/>
+        </w:rPr>
+        <w:t>product_id</w:t>
+      </w:r>
+      <w:proofErr w:type="spellEnd"/>
+      <w:r>
+        <w:rPr>
+          <w:b/>
+          <w:lang w:val="en-US"/>
+        </w:rPr>
+        <w:t>=?) LEFT-JOIN</w:t>
+      </w:r>
+    </w:p>
+    <w:p>
+      <w:pPr>
+        <w:spacing w:after="0"/>
+        <w:rPr>
+          <w:b/>
+          <w:lang w:val="en-US"/>
+        </w:rPr>
+      </w:pPr>
+      <w:r>
+        <w:rPr>
+          <w:b/>
+          <w:lang w:val="en-US"/>
+        </w:rPr>
+        <w:t xml:space="preserve">SEARCH </w:t>
+      </w:r>
+      <w:proofErr w:type="spellStart"/>
+      <w:r>
+        <w:rPr>
+          <w:b/>
+          <w:lang w:val="en-US"/>
+        </w:rPr>
+        <w:t>o</w:t>
+      </w:r>
+      <w:proofErr w:type="spellEnd"/>
+      <w:r>
+        <w:rPr>
+          <w:b/>
+          <w:lang w:val="en-US"/>
+        </w:rPr>
+        <w:t xml:space="preserve"> USING INTEGER PRIMARY KEY (</w:t>
+      </w:r>
+      <w:proofErr w:type="spellStart"/>
+      <w:r>
+        <w:rPr>
+          <w:b/>
+          <w:lang w:val="en-US"/>
+        </w:rPr>
+        <w:t>rowid</w:t>
+      </w:r>
+      <w:proofErr w:type="spellEnd"/>
+      <w:r>
+        <w:rPr>
+          <w:b/>
+          <w:lang w:val="en-US"/>
+        </w:rPr>
+        <w:t xml:space="preserve">=?) </w:t>
+      </w:r>
+      <w:r>
+        <w:rPr>
+          <w:b/>
+          <w:lang w:val="en-US"/>
+        </w:rPr>
+        <w:t>LEFT-JOIN</w:t>
+      </w:r>
+    </w:p>
+    <w:p>
+      <w:pPr>
+        <w:spacing w:after="0"/>
+        <w:ind w:firstLine="0"/>
+        <w:rPr>
+          <w:bCs/>
+          <w:lang w:val="en-US"/>
+        </w:rPr>
+      </w:pPr>
+      <w:r>
+        <w:rPr>
+          <w:bCs/>
+        </w:rPr>
+        <w:t>Запрос</w:t>
+      </w:r>
+      <w:r>
+        <w:rPr>
+          <w:bCs/>
+          <w:lang w:val="en-US"/>
+        </w:rPr>
+        <w:t xml:space="preserve"> №4 </w:t>
+      </w:r>
+      <w:r>
+        <w:rPr>
+          <w:bCs/>
+        </w:rPr>
+        <w:t>после</w:t>
+      </w:r>
+      <w:r>
+        <w:rPr>
+          <w:bCs/>
+          <w:lang w:val="en-US"/>
+        </w:rPr>
+        <w:t xml:space="preserve"> </w:t>
+      </w:r>
+      <w:r>
+        <w:rPr>
+          <w:bCs/>
+        </w:rPr>
         <w:t>индексов</w:t>
       </w:r>
-      <w:r>
-        <w:rPr>
+    </w:p>
+    <w:p>
+      <w:pPr>
+        <w:spacing w:after="0"/>
+        <w:ind w:firstLine="0"/>
+        <w:rPr>
+          <w:b/>
+          <w:lang w:val="en-US"/>
+        </w:rPr>
+      </w:pPr>
+    </w:p>
+    <w:p>
+      <w:pPr>
+        <w:spacing w:after="0"/>
+        <w:rPr>
+          <w:b/>
+          <w:lang w:val="en-US"/>
+        </w:rPr>
+      </w:pPr>
+      <w:r>
+        <w:rPr>
+          <w:b/>
+          <w:lang w:val="en-US"/>
+        </w:rPr>
+        <w:t>SCAN p</w:t>
+      </w:r>
+    </w:p>
+    <w:p>
+      <w:pPr>
+        <w:spacing w:after="0"/>
+        <w:rPr>
+          <w:b/>
+          <w:lang w:val="en-US"/>
+        </w:rPr>
+      </w:pPr>
+      <w:r>
+        <w:rPr>
+          <w:b/>
+          <w:lang w:val="en-US"/>
+        </w:rPr>
+        <w:t xml:space="preserve">SEARCH oi USING COVERING INDEX </w:t>
+      </w:r>
+      <w:proofErr w:type="spellStart"/>
+      <w:r>
+        <w:rPr>
+          <w:b/>
+          <w:lang w:val="en-US"/>
+        </w:rPr>
+        <w:t>idx_order_item_covering</w:t>
+      </w:r>
+      <w:proofErr w:type="spellEnd"/>
+      <w:r>
+        <w:rPr>
+          <w:b/>
           <w:lang w:val="en-US"/>
         </w:rPr>
         <w:t xml:space="preserve"> (</w:t>
       </w:r>
-      <w:r>
-        <w:t>запрос</w:t>
-      </w:r>
-      <w:r>
-        <w:rPr>
-          <w:lang w:val="en-US"/>
-        </w:rPr>
-        <w:t xml:space="preserve"> №4)</w:t>
-      </w:r>
-    </w:p>
-    <w:p>
-      <w:pPr>
-        <w:spacing w:after="0"/>
-        <w:ind w:left="707"/>
-        <w:rPr>
-          <w:b/>
-        </w:rPr>
-      </w:pPr>
-      <w:r>
-        <w:rPr>
-          <w:b/>
-          <w:lang w:val="en-US"/>
-        </w:rPr>
-        <w:t>SEARCH oi USING AUTOMATIC COVERING INDEX (</w:t>
-      </w:r>
       <w:proofErr w:type="spellStart"/>
       <w:r>
         <w:rPr>
@@ -1619,33 +4558,89 @@
           <w:b/>
           <w:lang w:val="en-US"/>
         </w:rPr>
-        <w:t xml:space="preserve">=?) </w:t>
-      </w:r>
-      <w:r>
-        <w:rPr>
-          <w:b/>
-        </w:rPr>
-        <w:t>LEFT-JOIN</w:t>
-      </w:r>
-    </w:p>
-    <w:p>
-      <w:pPr>
-        <w:spacing w:after="0"/>
-        <w:rPr>
-          <w:bCs/>
-        </w:rPr>
-      </w:pPr>
-      <w:proofErr w:type="spellStart"/>
-      <w:r>
-        <w:rPr>
-          <w:b/>
-        </w:rPr>
-        <w:t>SQLite</w:t>
-      </w:r>
-      <w:proofErr w:type="spellEnd"/>
-      <w:r>
-        <w:rPr>
-          <w:b/>
+        <w:t>=?) LEFT-JOIN</w:t>
+      </w:r>
+    </w:p>
+    <w:p>
+      <w:pPr>
+        <w:spacing w:after="0"/>
+        <w:rPr>
+          <w:b/>
+          <w:lang w:val="en-US"/>
+        </w:rPr>
+      </w:pPr>
+      <w:r>
+        <w:rPr>
+          <w:b/>
+          <w:lang w:val="en-US"/>
+        </w:rPr>
+        <w:t xml:space="preserve">SEARCH </w:t>
+      </w:r>
+      <w:proofErr w:type="spellStart"/>
+      <w:r>
+        <w:rPr>
+          <w:b/>
+          <w:lang w:val="en-US"/>
+        </w:rPr>
+        <w:t>o</w:t>
+      </w:r>
+      <w:proofErr w:type="spellEnd"/>
+      <w:r>
+        <w:rPr>
+          <w:b/>
+          <w:lang w:val="en-US"/>
+        </w:rPr>
+        <w:t xml:space="preserve"> USING INTEGER PRIMARY KEY (</w:t>
+      </w:r>
+      <w:proofErr w:type="spellStart"/>
+      <w:r>
+        <w:rPr>
+          <w:b/>
+          <w:lang w:val="en-US"/>
+        </w:rPr>
+        <w:t>rowid</w:t>
+      </w:r>
+      <w:proofErr w:type="spellEnd"/>
+      <w:r>
+        <w:rPr>
+          <w:b/>
+          <w:lang w:val="en-US"/>
+        </w:rPr>
+        <w:t>=?) LEFT-JOIN</w:t>
+      </w:r>
+    </w:p>
+    <w:p>
+      <w:pPr>
+        <w:spacing w:after="0"/>
+        <w:ind w:firstLine="0"/>
+        <w:rPr>
+          <w:b/>
+          <w:lang w:val="en-US"/>
+        </w:rPr>
+      </w:pPr>
+      <w:r>
+        <w:rPr>
+          <w:bCs/>
+        </w:rPr>
+        <w:t>Запрос</w:t>
+      </w:r>
+      <w:r>
+        <w:rPr>
+          <w:bCs/>
+          <w:lang w:val="en-US"/>
+        </w:rPr>
+        <w:t xml:space="preserve"> №5 </w:t>
+      </w:r>
+      <w:r>
+        <w:rPr>
+          <w:bCs/>
+        </w:rPr>
+        <w:t>после</w:t>
+      </w:r>
+      <w:r>
+        <w:rPr>
+          <w:bCs/>
+          <w:lang w:val="en-US"/>
         </w:rPr>
         <w:t xml:space="preserve"> </w:t>
       </w:r>
@@ -1653,34 +4648,6 @@
         <w:rPr>
           <w:bCs/>
         </w:rPr>
-        <w:t>сам создал временный покрывающий индекс, потому что без него было бы слишком долго. Это автоматическая оптимизация, но индекс не сохраняется.</w:t>
-      </w:r>
-    </w:p>
-    <w:p>
-      <w:pPr>
-        <w:spacing w:after="0"/>
-        <w:rPr>
-          <w:bCs/>
-          <w:lang w:val="en-US"/>
-        </w:rPr>
-      </w:pPr>
-      <w:r>
-        <w:rPr>
-          <w:bCs/>
-        </w:rPr>
-        <w:t>После</w:t>
-      </w:r>
-      <w:r>
-        <w:rPr>
-          <w:bCs/>
-          <w:lang w:val="en-US"/>
-        </w:rPr>
-        <w:t xml:space="preserve"> </w:t>
-      </w:r>
-      <w:r>
-        <w:rPr>
-          <w:bCs/>
-        </w:rPr>
         <w:t>индексов</w:t>
       </w:r>
       <w:r>
@@ -1694,20 +4661,83 @@
         <w:rPr>
           <w:bCs/>
         </w:rPr>
-        <w:t>запрос</w:t>
-      </w:r>
-      <w:r>
-        <w:rPr>
-          <w:bCs/>
-          <w:lang w:val="en-US"/>
-        </w:rPr>
-        <w:t xml:space="preserve"> №4)</w:t>
-      </w:r>
-    </w:p>
-    <w:p>
-      <w:pPr>
-        <w:spacing w:after="0"/>
-        <w:ind w:left="707"/>
+        <w:t>фрагмент</w:t>
+      </w:r>
+      <w:r>
+        <w:rPr>
+          <w:b/>
+          <w:lang w:val="en-US"/>
+        </w:rPr>
+        <w:t>)</w:t>
+      </w:r>
+    </w:p>
+    <w:p>
+      <w:pPr>
+        <w:spacing w:after="0"/>
+        <w:rPr>
+          <w:b/>
+          <w:lang w:val="en-US"/>
+        </w:rPr>
+      </w:pPr>
+      <w:r>
+        <w:rPr>
+          <w:b/>
+          <w:lang w:val="en-US"/>
+        </w:rPr>
+        <w:t xml:space="preserve">SEARCH ep USING INDEX </w:t>
+      </w:r>
+      <w:proofErr w:type="spellStart"/>
+      <w:r>
+        <w:rPr>
+          <w:b/>
+          <w:lang w:val="en-US"/>
+        </w:rPr>
+        <w:t>idx_employee_position_pos</w:t>
+      </w:r>
+      <w:proofErr w:type="spellEnd"/>
+      <w:r>
+        <w:rPr>
+          <w:b/>
+          <w:lang w:val="en-US"/>
+        </w:rPr>
+        <w:t xml:space="preserve"> (</w:t>
+      </w:r>
+      <w:proofErr w:type="spellStart"/>
+      <w:r>
+        <w:rPr>
+          <w:b/>
+          <w:lang w:val="en-US"/>
+        </w:rPr>
+        <w:t>position_id</w:t>
+      </w:r>
+      <w:proofErr w:type="spellEnd"/>
+      <w:r>
+        <w:rPr>
+          <w:b/>
+          <w:lang w:val="en-US"/>
+        </w:rPr>
+        <w:t>=?)</w:t>
+      </w:r>
+    </w:p>
+    <w:p>
+      <w:pPr>
+        <w:spacing w:after="0"/>
+        <w:rPr>
+          <w:b/>
+          <w:lang w:val="en-US"/>
+        </w:rPr>
+      </w:pPr>
+      <w:r>
+        <w:rPr>
+          <w:b/>
+          <w:lang w:val="en-US"/>
+        </w:rPr>
+        <w:t>SCAN o USING COVERING INDEX idx_order_2025</w:t>
+      </w:r>
+    </w:p>
+    <w:p>
+      <w:pPr>
+        <w:spacing w:after="0"/>
         <w:rPr>
           <w:b/>
           <w:lang w:val="en-US"/>
@@ -1726,7 +4756,7 @@
           <w:b/>
           <w:lang w:val="en-US"/>
         </w:rPr>
-        <w:t>idx_order_item_covering</w:t>
+        <w:t>idx_order_item_sales</w:t>
       </w:r>
       <w:proofErr w:type="spellEnd"/>
       <w:r>
@@ -1742,190 +4772,7 @@
           <w:b/>
           <w:lang w:val="en-US"/>
         </w:rPr>
-        <w:t>product_id</w:t>
-      </w:r>
-      <w:proofErr w:type="spellEnd"/>
-      <w:r>
-        <w:rPr>
-          <w:b/>
-          <w:lang w:val="en-US"/>
-        </w:rPr>
-        <w:t>=?) LEFT-JOIN</w:t>
-      </w:r>
-    </w:p>
-    <w:p>
-      <w:pPr>
-        <w:spacing w:after="0"/>
-        <w:rPr>
-          <w:bCs/>
-        </w:rPr>
-      </w:pPr>
-      <w:r>
-        <w:rPr>
-          <w:bCs/>
-        </w:rPr>
-        <w:t>Вместо</w:t>
-      </w:r>
-      <w:r>
-        <w:rPr>
-          <w:bCs/>
-          <w:lang w:val="en-US"/>
-        </w:rPr>
-        <w:t xml:space="preserve"> «AUTOMATIC» </w:t>
-      </w:r>
-      <w:r>
-        <w:rPr>
-          <w:bCs/>
-        </w:rPr>
-        <w:t>появилось</w:t>
-      </w:r>
-      <w:r>
-        <w:rPr>
-          <w:bCs/>
-          <w:lang w:val="en-US"/>
-        </w:rPr>
-        <w:t xml:space="preserve"> </w:t>
-      </w:r>
-      <w:r>
-        <w:rPr>
-          <w:bCs/>
-        </w:rPr>
-        <w:t>имя</w:t>
-      </w:r>
-      <w:r>
-        <w:rPr>
-          <w:bCs/>
-          <w:lang w:val="en-US"/>
-        </w:rPr>
-        <w:t xml:space="preserve"> </w:t>
-      </w:r>
-      <w:r>
-        <w:rPr>
-          <w:bCs/>
-        </w:rPr>
-        <w:t>нашего</w:t>
-      </w:r>
-      <w:r>
-        <w:rPr>
-          <w:bCs/>
-          <w:lang w:val="en-US"/>
-        </w:rPr>
-        <w:t xml:space="preserve"> </w:t>
-      </w:r>
-      <w:r>
-        <w:rPr>
-          <w:bCs/>
-        </w:rPr>
-        <w:t>индекса</w:t>
-      </w:r>
-      <w:r>
-        <w:rPr>
-          <w:bCs/>
-          <w:lang w:val="en-US"/>
-        </w:rPr>
-        <w:t xml:space="preserve"> </w:t>
-      </w:r>
-      <w:proofErr w:type="spellStart"/>
-      <w:r>
-        <w:rPr>
-          <w:bCs/>
-          <w:lang w:val="en-US"/>
-        </w:rPr>
-        <w:t>idx_order_item_covering</w:t>
-      </w:r>
-      <w:proofErr w:type="spellEnd"/>
-      <w:r>
-        <w:rPr>
-          <w:bCs/>
-          <w:lang w:val="en-US"/>
-        </w:rPr>
-        <w:t xml:space="preserve">. </w:t>
-      </w:r>
-      <w:r>
-        <w:rPr>
-          <w:bCs/>
-        </w:rPr>
-        <w:t>Значит, база использует именно его.</w:t>
-      </w:r>
-    </w:p>
-    <w:p>
-      <w:pPr>
-        <w:spacing w:after="0"/>
-        <w:ind w:firstLine="0"/>
-        <w:rPr>
-          <w:bCs/>
-        </w:rPr>
-      </w:pPr>
-      <w:r>
-        <w:rPr>
-          <w:bCs/>
-        </w:rPr>
-        <w:t>Запрос №5 – после индексов в плане видно:</w:t>
-      </w:r>
-    </w:p>
-    <w:p>
-      <w:pPr>
-        <w:spacing w:after="0"/>
-        <w:rPr>
-          <w:b/>
-          <w:lang w:val="en-US"/>
-        </w:rPr>
-      </w:pPr>
-    </w:p>
-    <w:p>
-      <w:pPr>
-        <w:spacing w:after="0"/>
-        <w:rPr>
-          <w:b/>
-          <w:lang w:val="en-US"/>
-        </w:rPr>
-      </w:pPr>
-      <w:r>
-        <w:rPr>
-          <w:b/>
-          <w:lang w:val="en-US"/>
-        </w:rPr>
-        <w:t>SEARCH p USING COVERING INDEX sqlite_autoindex_position_1 (code=?)</w:t>
-      </w:r>
-    </w:p>
-    <w:p>
-      <w:pPr>
-        <w:spacing w:after="0"/>
-        <w:rPr>
-          <w:b/>
-          <w:lang w:val="en-US"/>
-        </w:rPr>
-      </w:pPr>
-      <w:r>
-        <w:rPr>
-          <w:b/>
-          <w:lang w:val="en-US"/>
-        </w:rPr>
-        <w:t xml:space="preserve">SEARCH ep USING INDEX </w:t>
-      </w:r>
-      <w:proofErr w:type="spellStart"/>
-      <w:r>
-        <w:rPr>
-          <w:b/>
-          <w:lang w:val="en-US"/>
-        </w:rPr>
-        <w:t>idx_employee_position_pos</w:t>
-      </w:r>
-      <w:proofErr w:type="spellEnd"/>
-      <w:r>
-        <w:rPr>
-          <w:b/>
-          <w:lang w:val="en-US"/>
-        </w:rPr>
-        <w:t xml:space="preserve"> (</w:t>
-      </w:r>
-      <w:proofErr w:type="spellStart"/>
-      <w:r>
-        <w:rPr>
-          <w:b/>
-          <w:lang w:val="en-US"/>
-        </w:rPr>
-        <w:t>position_id</w:t>
+        <w:t>order_id</w:t>
       </w:r>
       <w:proofErr w:type="spellEnd"/>
       <w:r>
@@ -1940,919 +4787,8 @@
       <w:pPr>
         <w:spacing w:after="0"/>
         <w:rPr>
-          <w:b/>
-          <w:lang w:val="en-US"/>
-        </w:rPr>
-      </w:pPr>
-      <w:r>
-        <w:rPr>
-          <w:b/>
-          <w:lang w:val="en-US"/>
-        </w:rPr>
-        <w:t>SCAN o USING COVERING INDEX idx_order_2025</w:t>
-      </w:r>
-    </w:p>
-    <w:p>
-      <w:pPr>
-        <w:spacing w:after="0"/>
-        <w:rPr>
-          <w:b/>
-          <w:lang w:val="en-US"/>
-        </w:rPr>
-      </w:pPr>
-      <w:r>
-        <w:rPr>
-          <w:b/>
-          <w:lang w:val="en-US"/>
-        </w:rPr>
-        <w:t xml:space="preserve">SEARCH oi USING COVERING INDEX </w:t>
-      </w:r>
-      <w:proofErr w:type="spellStart"/>
-      <w:r>
-        <w:rPr>
-          <w:b/>
-          <w:lang w:val="en-US"/>
-        </w:rPr>
-        <w:t>idx_order_item_sales</w:t>
-      </w:r>
-      <w:proofErr w:type="spellEnd"/>
-      <w:r>
-        <w:rPr>
-          <w:b/>
-          <w:lang w:val="en-US"/>
-        </w:rPr>
-        <w:t xml:space="preserve"> (</w:t>
-      </w:r>
-      <w:proofErr w:type="spellStart"/>
-      <w:r>
-        <w:rPr>
-          <w:b/>
-          <w:lang w:val="en-US"/>
-        </w:rPr>
-        <w:t>order_id</w:t>
-      </w:r>
-      <w:proofErr w:type="spellEnd"/>
-      <w:r>
-        <w:rPr>
-          <w:b/>
-          <w:lang w:val="en-US"/>
-        </w:rPr>
-        <w:t>=?)</w:t>
-      </w:r>
-    </w:p>
-    <w:p>
-      <w:pPr>
-        <w:spacing w:after="0"/>
-        <w:rPr>
-          <w:bCs/>
-        </w:rPr>
-      </w:pPr>
-      <w:r>
-        <w:rPr>
-          <w:bCs/>
-        </w:rPr>
-        <w:t>Здесь</w:t>
-      </w:r>
-      <w:r>
-        <w:rPr>
-          <w:bCs/>
-          <w:lang w:val="en-US"/>
-        </w:rPr>
-        <w:t xml:space="preserve"> </w:t>
-      </w:r>
-      <w:r>
-        <w:rPr>
-          <w:bCs/>
-        </w:rPr>
-        <w:t>явно</w:t>
-      </w:r>
-      <w:r>
-        <w:rPr>
-          <w:bCs/>
-          <w:lang w:val="en-US"/>
-        </w:rPr>
-        <w:t xml:space="preserve"> </w:t>
-      </w:r>
-      <w:r>
-        <w:rPr>
-          <w:bCs/>
-        </w:rPr>
-        <w:t>указаны</w:t>
-      </w:r>
-      <w:r>
-        <w:rPr>
-          <w:bCs/>
-          <w:lang w:val="en-US"/>
-        </w:rPr>
-        <w:t xml:space="preserve"> </w:t>
-      </w:r>
-      <w:proofErr w:type="spellStart"/>
-      <w:r>
-        <w:rPr>
-          <w:bCs/>
-          <w:lang w:val="en-US"/>
-        </w:rPr>
-        <w:t>idx_employee_position_pos</w:t>
-      </w:r>
-      <w:proofErr w:type="spellEnd"/>
-      <w:r>
-        <w:rPr>
-          <w:bCs/>
-          <w:lang w:val="en-US"/>
-        </w:rPr>
-        <w:t xml:space="preserve">, </w:t>
-      </w:r>
-      <w:r>
-        <w:rPr>
-          <w:bCs/>
-          <w:lang w:val="en-US"/>
-        </w:rPr>
-        <w:t>idx_order_2025</w:t>
-      </w:r>
-      <w:r>
-        <w:rPr>
-          <w:bCs/>
-          <w:lang w:val="en-US"/>
-        </w:rPr>
-        <w:t xml:space="preserve">, </w:t>
-      </w:r>
-      <w:proofErr w:type="spellStart"/>
-      <w:r>
-        <w:rPr>
-          <w:bCs/>
-          <w:lang w:val="en-US"/>
-        </w:rPr>
-        <w:t>idx_order_item_sales</w:t>
-      </w:r>
-      <w:proofErr w:type="spellEnd"/>
-      <w:r>
-        <w:rPr>
-          <w:bCs/>
-          <w:lang w:val="en-US"/>
-        </w:rPr>
-        <w:t xml:space="preserve">. </w:t>
-      </w:r>
-      <w:r>
-        <w:rPr>
-          <w:bCs/>
-        </w:rPr>
-        <w:t xml:space="preserve">А в плане до индексов были только </w:t>
-      </w:r>
-      <w:r>
-        <w:rPr>
-          <w:bCs/>
-        </w:rPr>
-        <w:t>SCAN</w:t>
-      </w:r>
-      <w:r>
-        <w:rPr>
-          <w:bCs/>
-        </w:rPr>
-        <w:t xml:space="preserve"> и автоматические временные </w:t>
-      </w:r>
-      <w:proofErr w:type="spellStart"/>
-      <w:proofErr w:type="gramStart"/>
-      <w:r>
-        <w:rPr>
-          <w:bCs/>
-        </w:rPr>
-        <w:t>индексы.Также</w:t>
-      </w:r>
-      <w:proofErr w:type="spellEnd"/>
-      <w:proofErr w:type="gramEnd"/>
-      <w:r>
-        <w:rPr>
-          <w:bCs/>
-        </w:rPr>
-        <w:t xml:space="preserve"> в плане запроса №5 после индексов появились строки </w:t>
-      </w:r>
-      <w:r>
-        <w:rPr>
-          <w:bCs/>
-        </w:rPr>
-        <w:t>USING AUTOMATIC PARTIAL COVERING INDEX</w:t>
-      </w:r>
-      <w:r>
-        <w:rPr>
-          <w:bCs/>
-        </w:rPr>
-        <w:t xml:space="preserve"> для подзапросов </w:t>
-      </w:r>
-      <w:proofErr w:type="spellStart"/>
-      <w:r>
-        <w:rPr>
-          <w:bCs/>
-        </w:rPr>
-        <w:t>top_by_qty</w:t>
-      </w:r>
-      <w:proofErr w:type="spellEnd"/>
-      <w:r>
-        <w:rPr>
-          <w:bCs/>
-        </w:rPr>
-        <w:t xml:space="preserve"> и </w:t>
-      </w:r>
-      <w:proofErr w:type="spellStart"/>
-      <w:r>
-        <w:rPr>
-          <w:bCs/>
-        </w:rPr>
-        <w:t>top_by_revenue</w:t>
-      </w:r>
-      <w:proofErr w:type="spellEnd"/>
-      <w:r>
-        <w:rPr>
-          <w:bCs/>
-        </w:rPr>
-        <w:t xml:space="preserve"> – это значит, что даже для них </w:t>
-      </w:r>
-      <w:proofErr w:type="spellStart"/>
-      <w:r>
-        <w:rPr>
-          <w:bCs/>
-        </w:rPr>
-        <w:t>SQLite</w:t>
-      </w:r>
-      <w:proofErr w:type="spellEnd"/>
-      <w:r>
-        <w:rPr>
-          <w:bCs/>
-        </w:rPr>
-        <w:t xml:space="preserve"> построил временные частичные индексы, но основные индексы всё равно наши.</w:t>
-      </w:r>
-    </w:p>
-    <w:p>
-      <w:pPr>
-        <w:spacing w:after="0"/>
-        <w:rPr>
-          <w:bCs/>
-        </w:rPr>
-      </w:pPr>
-      <w:r>
-        <w:rPr>
-          <w:bCs/>
-        </w:rPr>
-        <w:t xml:space="preserve"> 7. Почему ускорение не 10–100 раз?</w:t>
-      </w:r>
-    </w:p>
-    <w:p>
-      <w:pPr>
-        <w:spacing w:after="0"/>
-        <w:rPr>
-          <w:bCs/>
-        </w:rPr>
-      </w:pPr>
-      <w:r>
-        <w:rPr>
-          <w:bCs/>
-        </w:rPr>
-        <w:t xml:space="preserve">Потому что объём данных всё ещё не огромный (4000 заказов, 16 000 позиций). </w:t>
-      </w:r>
-      <w:proofErr w:type="spellStart"/>
-      <w:r>
-        <w:rPr>
-          <w:bCs/>
-        </w:rPr>
-        <w:t>SQLite</w:t>
-      </w:r>
-      <w:proofErr w:type="spellEnd"/>
-      <w:r>
-        <w:rPr>
-          <w:bCs/>
-        </w:rPr>
-        <w:t xml:space="preserve"> очень легковесный, и даже без индексов запросы отрабатывают за сотые доли секунды. В реальной базе с миллионами строк разница была бы колоссальной. Тем не менее, для запроса №5 ускорение почти в 2 раза – это уже хорошо.</w:t>
-      </w:r>
-    </w:p>
-    <w:p>
-      <w:pPr>
-        <w:spacing w:after="0"/>
-        <w:rPr>
-          <w:bCs/>
-        </w:rPr>
-      </w:pPr>
-    </w:p>
-    <w:p>
-      <w:pPr>
-        <w:spacing w:after="0"/>
-        <w:rPr>
-          <w:bCs/>
-        </w:rPr>
-      </w:pPr>
-      <w:r>
-        <w:rPr>
-          <w:bCs/>
-        </w:rPr>
-        <w:t xml:space="preserve">Кроме того, «без индексов» – это не совсем без индексов, потому что </w:t>
-      </w:r>
-      <w:proofErr w:type="spellStart"/>
-      <w:r>
-        <w:rPr>
-          <w:bCs/>
-        </w:rPr>
-        <w:t>SQLite</w:t>
-      </w:r>
-      <w:proofErr w:type="spellEnd"/>
-      <w:r>
-        <w:rPr>
-          <w:bCs/>
-        </w:rPr>
-        <w:t xml:space="preserve"> сам создаёт автоматические временные индексы, если видит, что запрос без них «умрёт». Поэтому чистое сравнение «есть индексы / нет индексов» на малых данных смазывается.</w:t>
-      </w:r>
-    </w:p>
-    <w:p>
-      <w:pPr>
-        <w:spacing w:after="0"/>
-        <w:rPr>
-          <w:b/>
-        </w:rPr>
-      </w:pPr>
-      <w:r>
-        <w:rPr>
-          <w:b/>
-        </w:rPr>
-        <w:t xml:space="preserve"> 8. Выводы</w:t>
-      </w:r>
-    </w:p>
-    <w:p>
-      <w:pPr>
-        <w:spacing w:after="0"/>
-        <w:rPr>
-          <w:bCs/>
-        </w:rPr>
-      </w:pPr>
-      <w:r>
-        <w:rPr>
-          <w:bCs/>
-        </w:rPr>
-        <w:t xml:space="preserve">1. Типы индексов работают – составной (хотя я его явно не использовал, но подразумевался в </w:t>
-      </w:r>
-      <w:proofErr w:type="spellStart"/>
-      <w:r>
-        <w:rPr>
-          <w:bCs/>
-        </w:rPr>
-        <w:t>idx_order_item_covering</w:t>
-      </w:r>
-      <w:proofErr w:type="spellEnd"/>
-      <w:r>
-        <w:rPr>
-          <w:bCs/>
-        </w:rPr>
-        <w:t xml:space="preserve"> как порядок полей), частичный (</w:t>
-      </w:r>
-      <w:r>
-        <w:rPr>
-          <w:bCs/>
-        </w:rPr>
-        <w:t>idx_order_2025</w:t>
-      </w:r>
-      <w:r>
-        <w:rPr>
-          <w:bCs/>
-        </w:rPr>
-        <w:t>) и покрывающий (</w:t>
-      </w:r>
-      <w:proofErr w:type="spellStart"/>
-      <w:r>
-        <w:rPr>
-          <w:bCs/>
-        </w:rPr>
-        <w:t>idx_order_item_covering</w:t>
-      </w:r>
-      <w:proofErr w:type="spellEnd"/>
-      <w:r>
-        <w:rPr>
-          <w:bCs/>
-        </w:rPr>
-        <w:t xml:space="preserve">, </w:t>
-      </w:r>
-      <w:proofErr w:type="spellStart"/>
-      <w:r>
-        <w:rPr>
-          <w:bCs/>
-        </w:rPr>
-        <w:t>idx_order_item_sales</w:t>
-      </w:r>
-      <w:proofErr w:type="spellEnd"/>
-      <w:r>
-        <w:rPr>
-          <w:bCs/>
-        </w:rPr>
-        <w:t>).</w:t>
-      </w:r>
-    </w:p>
-    <w:p>
-      <w:pPr>
-        <w:spacing w:after="0"/>
-        <w:rPr>
-          <w:bCs/>
-        </w:rPr>
-      </w:pPr>
-      <w:r>
-        <w:rPr>
-          <w:b/>
-        </w:rPr>
-        <w:t xml:space="preserve">2. </w:t>
-      </w:r>
-      <w:r>
-        <w:rPr>
-          <w:bCs/>
-        </w:rPr>
-        <w:t xml:space="preserve">По плану выполнения видно, что индексы применяются – в колонке </w:t>
-      </w:r>
-      <w:proofErr w:type="spellStart"/>
-      <w:r>
-        <w:rPr>
-          <w:bCs/>
-        </w:rPr>
-        <w:t>detail</w:t>
-      </w:r>
-      <w:proofErr w:type="spellEnd"/>
-      <w:r>
-        <w:rPr>
-          <w:bCs/>
-        </w:rPr>
-        <w:t xml:space="preserve"> появляются имена наших индексов.</w:t>
-      </w:r>
-    </w:p>
-    <w:p>
-      <w:pPr>
-        <w:spacing w:after="0"/>
-        <w:rPr>
-          <w:bCs/>
-        </w:rPr>
-      </w:pPr>
-      <w:r>
-        <w:rPr>
-          <w:bCs/>
-        </w:rPr>
-        <w:t>3. На учебных данных ускорение скромное, но направление верное. Если бы у меня было 200 000 заказов, разница стала бы огромной.</w:t>
-      </w:r>
-    </w:p>
-    <w:p>
-      <w:pPr>
-        <w:spacing w:after="0"/>
-        <w:rPr>
-          <w:bCs/>
-        </w:rPr>
-      </w:pPr>
-      <w:r>
-        <w:rPr>
-          <w:bCs/>
-        </w:rPr>
-        <w:t>4. Важно понимать, что индексы не панацея – их нужно проектировать под конкретные запросы. Лишние индексы замедляют вставку и обновление данных.</w:t>
-      </w:r>
-    </w:p>
-    <w:p>
-      <w:pPr>
-        <w:spacing w:after="0"/>
-        <w:rPr>
-          <w:bCs/>
-        </w:rPr>
-      </w:pPr>
-      <w:r>
-        <w:rPr>
-          <w:b/>
-        </w:rPr>
-        <w:t xml:space="preserve"> </w:t>
-      </w:r>
-      <w:r>
-        <w:rPr>
-          <w:bCs/>
-        </w:rPr>
-        <w:t>9. Приложение – фрагменты планов</w:t>
-      </w:r>
-    </w:p>
-    <w:p>
-      <w:pPr>
-        <w:spacing w:after="0"/>
-        <w:ind w:firstLine="0"/>
-        <w:rPr>
-          <w:bCs/>
-        </w:rPr>
-      </w:pPr>
-      <w:r>
-        <w:rPr>
-          <w:bCs/>
-        </w:rPr>
-        <w:t>Запрос №4 до индексов (фрагмент)</w:t>
-      </w:r>
-    </w:p>
-    <w:p>
-      <w:pPr>
-        <w:spacing w:after="0"/>
-        <w:rPr>
-          <w:b/>
-          <w:lang w:val="en-US"/>
-        </w:rPr>
-      </w:pPr>
-      <w:r>
-        <w:rPr>
-          <w:b/>
-          <w:lang w:val="en-US"/>
-        </w:rPr>
-        <w:t>SCAN p</w:t>
-      </w:r>
-    </w:p>
-    <w:p>
-      <w:pPr>
-        <w:spacing w:after="0"/>
-        <w:rPr>
-          <w:b/>
-          <w:lang w:val="en-US"/>
-        </w:rPr>
-      </w:pPr>
-      <w:r>
-        <w:rPr>
-          <w:b/>
-          <w:lang w:val="en-US"/>
-        </w:rPr>
-        <w:t>SEARCH oi USING AUTOMATIC COVERING INDEX (</w:t>
-      </w:r>
-      <w:proofErr w:type="spellStart"/>
-      <w:r>
-        <w:rPr>
-          <w:b/>
-          <w:lang w:val="en-US"/>
-        </w:rPr>
-        <w:t>product_id</w:t>
-      </w:r>
-      <w:proofErr w:type="spellEnd"/>
-      <w:r>
-        <w:rPr>
-          <w:b/>
-          <w:lang w:val="en-US"/>
-        </w:rPr>
-        <w:t>=?) LEFT-JOIN</w:t>
-      </w:r>
-    </w:p>
-    <w:p>
-      <w:pPr>
-        <w:spacing w:after="0"/>
-        <w:rPr>
-          <w:b/>
-        </w:rPr>
-      </w:pPr>
-      <w:r>
-        <w:rPr>
-          <w:b/>
-          <w:lang w:val="en-US"/>
-        </w:rPr>
-        <w:t xml:space="preserve">SEARCH </w:t>
-      </w:r>
-      <w:proofErr w:type="spellStart"/>
-      <w:r>
-        <w:rPr>
-          <w:b/>
-          <w:lang w:val="en-US"/>
-        </w:rPr>
-        <w:t>o</w:t>
-      </w:r>
-      <w:proofErr w:type="spellEnd"/>
-      <w:r>
-        <w:rPr>
-          <w:b/>
-          <w:lang w:val="en-US"/>
-        </w:rPr>
-        <w:t xml:space="preserve"> USING INTEGER PRIMARY KEY (</w:t>
-      </w:r>
-      <w:proofErr w:type="spellStart"/>
-      <w:r>
-        <w:rPr>
-          <w:b/>
-          <w:lang w:val="en-US"/>
-        </w:rPr>
-        <w:t>rowid</w:t>
-      </w:r>
-      <w:proofErr w:type="spellEnd"/>
-      <w:r>
-        <w:rPr>
-          <w:b/>
-          <w:lang w:val="en-US"/>
-        </w:rPr>
-        <w:t xml:space="preserve">=?) </w:t>
-      </w:r>
-      <w:r>
-        <w:rPr>
-          <w:b/>
-        </w:rPr>
-        <w:t>LEFT-JOIN</w:t>
-      </w:r>
-    </w:p>
-    <w:p>
-      <w:pPr>
-        <w:spacing w:after="0"/>
-        <w:ind w:firstLine="0"/>
-        <w:rPr>
-          <w:bCs/>
-        </w:rPr>
-      </w:pPr>
-      <w:r>
-        <w:rPr>
-          <w:bCs/>
-        </w:rPr>
-        <w:t>Запрос №4 после индексов</w:t>
-      </w:r>
-    </w:p>
-    <w:p>
-      <w:pPr>
-        <w:spacing w:after="0"/>
-        <w:ind w:firstLine="0"/>
-        <w:rPr>
-          <w:b/>
-          <w:lang w:val="en-US"/>
-        </w:rPr>
-      </w:pPr>
-    </w:p>
-    <w:p>
-      <w:pPr>
-        <w:spacing w:after="0"/>
-        <w:rPr>
-          <w:b/>
-          <w:lang w:val="en-US"/>
-        </w:rPr>
-      </w:pPr>
-      <w:r>
-        <w:rPr>
-          <w:b/>
-          <w:lang w:val="en-US"/>
-        </w:rPr>
-        <w:t>SCAN p</w:t>
-      </w:r>
-    </w:p>
-    <w:p>
-      <w:pPr>
-        <w:spacing w:after="0"/>
-        <w:rPr>
-          <w:b/>
-          <w:lang w:val="en-US"/>
-        </w:rPr>
-      </w:pPr>
-      <w:r>
-        <w:rPr>
-          <w:b/>
-          <w:lang w:val="en-US"/>
-        </w:rPr>
-        <w:t xml:space="preserve">SEARCH oi USING COVERING INDEX </w:t>
-      </w:r>
-      <w:proofErr w:type="spellStart"/>
-      <w:r>
-        <w:rPr>
-          <w:b/>
-          <w:lang w:val="en-US"/>
-        </w:rPr>
-        <w:t>idx_order_item_covering</w:t>
-      </w:r>
-      <w:proofErr w:type="spellEnd"/>
-      <w:r>
-        <w:rPr>
-          <w:b/>
-          <w:lang w:val="en-US"/>
-        </w:rPr>
-        <w:t xml:space="preserve"> (</w:t>
-      </w:r>
-      <w:proofErr w:type="spellStart"/>
-      <w:r>
-        <w:rPr>
-          <w:b/>
-          <w:lang w:val="en-US"/>
-        </w:rPr>
-        <w:t>product_id</w:t>
-      </w:r>
-      <w:proofErr w:type="spellEnd"/>
-      <w:r>
-        <w:rPr>
-          <w:b/>
-          <w:lang w:val="en-US"/>
-        </w:rPr>
-        <w:t>=?) LEFT-JOIN</w:t>
-      </w:r>
-    </w:p>
-    <w:p>
-      <w:pPr>
-        <w:spacing w:after="0"/>
-        <w:rPr>
-          <w:b/>
-          <w:lang w:val="en-US"/>
-        </w:rPr>
-      </w:pPr>
-      <w:r>
-        <w:rPr>
-          <w:b/>
-          <w:lang w:val="en-US"/>
-        </w:rPr>
-        <w:t xml:space="preserve">SEARCH </w:t>
-      </w:r>
-      <w:proofErr w:type="spellStart"/>
-      <w:r>
-        <w:rPr>
-          <w:b/>
-          <w:lang w:val="en-US"/>
-        </w:rPr>
-        <w:t>o</w:t>
-      </w:r>
-      <w:proofErr w:type="spellEnd"/>
-      <w:r>
-        <w:rPr>
-          <w:b/>
-          <w:lang w:val="en-US"/>
-        </w:rPr>
-        <w:t xml:space="preserve"> USING INTEGER PRIMARY KEY (</w:t>
-      </w:r>
-      <w:proofErr w:type="spellStart"/>
-      <w:r>
-        <w:rPr>
-          <w:b/>
-          <w:lang w:val="en-US"/>
-        </w:rPr>
-        <w:t>rowid</w:t>
-      </w:r>
-      <w:proofErr w:type="spellEnd"/>
-      <w:r>
-        <w:rPr>
-          <w:b/>
-          <w:lang w:val="en-US"/>
-        </w:rPr>
-        <w:t>=?) LEFT-JOIN</w:t>
-      </w:r>
-    </w:p>
-    <w:p>
-      <w:pPr>
-        <w:spacing w:after="0"/>
-        <w:ind w:firstLine="0"/>
-        <w:rPr>
-          <w:b/>
-          <w:lang w:val="en-US"/>
-        </w:rPr>
-      </w:pPr>
-      <w:r>
-        <w:rPr>
-          <w:bCs/>
-        </w:rPr>
-        <w:t>Запрос</w:t>
-      </w:r>
-      <w:r>
-        <w:rPr>
-          <w:bCs/>
-          <w:lang w:val="en-US"/>
-        </w:rPr>
-        <w:t xml:space="preserve"> №5 </w:t>
-      </w:r>
-      <w:r>
-        <w:rPr>
-          <w:bCs/>
-        </w:rPr>
-        <w:t>после</w:t>
-      </w:r>
-      <w:r>
-        <w:rPr>
-          <w:bCs/>
-          <w:lang w:val="en-US"/>
-        </w:rPr>
-        <w:t xml:space="preserve"> </w:t>
-      </w:r>
-      <w:r>
-        <w:rPr>
-          <w:bCs/>
-        </w:rPr>
-        <w:t>индексов</w:t>
-      </w:r>
-      <w:r>
-        <w:rPr>
-          <w:bCs/>
-          <w:lang w:val="en-US"/>
-        </w:rPr>
-        <w:t xml:space="preserve"> (</w:t>
-      </w:r>
-      <w:r>
-        <w:rPr>
-          <w:bCs/>
-        </w:rPr>
-        <w:t>фрагмент</w:t>
-      </w:r>
-      <w:r>
-        <w:rPr>
-          <w:b/>
-          <w:lang w:val="en-US"/>
-        </w:rPr>
-        <w:t>)</w:t>
-      </w:r>
-    </w:p>
-    <w:p>
-      <w:pPr>
-        <w:spacing w:after="0"/>
-        <w:rPr>
-          <w:b/>
-          <w:lang w:val="en-US"/>
-        </w:rPr>
-      </w:pPr>
-      <w:r>
-        <w:rPr>
-          <w:b/>
-          <w:lang w:val="en-US"/>
-        </w:rPr>
-        <w:t xml:space="preserve">SEARCH ep USING INDEX </w:t>
-      </w:r>
-      <w:proofErr w:type="spellStart"/>
-      <w:r>
-        <w:rPr>
-          <w:b/>
-          <w:lang w:val="en-US"/>
-        </w:rPr>
-        <w:t>idx_employee_position_pos</w:t>
-      </w:r>
-      <w:proofErr w:type="spellEnd"/>
-      <w:r>
-        <w:rPr>
-          <w:b/>
-          <w:lang w:val="en-US"/>
-        </w:rPr>
-        <w:t xml:space="preserve"> (</w:t>
-      </w:r>
-      <w:proofErr w:type="spellStart"/>
-      <w:r>
-        <w:rPr>
-          <w:b/>
-          <w:lang w:val="en-US"/>
-        </w:rPr>
-        <w:t>position_id</w:t>
-      </w:r>
-      <w:proofErr w:type="spellEnd"/>
-      <w:r>
-        <w:rPr>
-          <w:b/>
-          <w:lang w:val="en-US"/>
-        </w:rPr>
-        <w:t>=?)</w:t>
-      </w:r>
-    </w:p>
-    <w:p>
-      <w:pPr>
-        <w:spacing w:after="0"/>
-        <w:rPr>
-          <w:b/>
-          <w:lang w:val="en-US"/>
-        </w:rPr>
-      </w:pPr>
-      <w:r>
-        <w:rPr>
-          <w:b/>
-          <w:lang w:val="en-US"/>
-        </w:rPr>
-        <w:t>SCAN o USING COVERING INDEX idx_order_2025</w:t>
-      </w:r>
-    </w:p>
-    <w:p>
-      <w:pPr>
-        <w:spacing w:after="0"/>
-        <w:rPr>
-          <w:b/>
-          <w:lang w:val="en-US"/>
-        </w:rPr>
-      </w:pPr>
-      <w:r>
-        <w:rPr>
-          <w:b/>
-          <w:lang w:val="en-US"/>
-        </w:rPr>
-        <w:t xml:space="preserve">SEARCH oi USING COVERING INDEX </w:t>
-      </w:r>
-      <w:proofErr w:type="spellStart"/>
-      <w:r>
-        <w:rPr>
-          <w:b/>
-          <w:lang w:val="en-US"/>
-        </w:rPr>
-        <w:t>idx_order_item_sales</w:t>
-      </w:r>
-      <w:proofErr w:type="spellEnd"/>
-      <w:r>
-        <w:rPr>
-          <w:b/>
-          <w:lang w:val="en-US"/>
-        </w:rPr>
-        <w:t xml:space="preserve"> (</w:t>
-      </w:r>
-      <w:proofErr w:type="spellStart"/>
-      <w:r>
-        <w:rPr>
-          <w:b/>
-          <w:lang w:val="en-US"/>
-        </w:rPr>
-        <w:t>order_id</w:t>
-      </w:r>
-      <w:proofErr w:type="spellEnd"/>
-      <w:r>
-        <w:rPr>
-          <w:b/>
-          <w:lang w:val="en-US"/>
-        </w:rPr>
-        <w:t>=?)</w:t>
-      </w:r>
-    </w:p>
-    <w:p>
-      <w:pPr>
-        <w:spacing w:after="0"/>
+          <w:lang w:val="en-US"/>
+        </w:rPr>
       </w:pPr>
     </w:p>
     <w:p>
@@ -2876,6 +4812,208 @@
 <file path=word/numbering.xml><?xml version="1.0" encoding="utf-8"?>
 <w:numbering xmlns:wpc="http://schemas.microsoft.com/office/word/2010/wordprocessingCanvas" xmlns:cx="http://schemas.microsoft.com/office/drawing/2014/chartex" xmlns:cx1="http://schemas.microsoft.com/office/drawing/2015/9/8/chartex" xmlns:cx2="http://schemas.microsoft.com/office/drawing/2015/10/21/chartex" xmlns:cx3="http://schemas.microsoft.com/office/drawing/2016/5/9/chartex" xmlns:cx4="http://schemas.microsoft.com/office/drawing/2016/5/10/chartex" xmlns:cx5="http://schemas.microsoft.com/office/drawing/2016/5/11/chartex" xmlns:cx6="http://schemas.microsoft.com/office/drawing/2016/5/12/chartex" xmlns:cx7="http://schemas.microsoft.com/office/drawing/2016/5/13/chartex" xmlns:cx8="http://schemas.microsoft.com/office/drawing/2016/5/14/chartex" xmlns:mc="http://schemas.openxmlformats.org/markup-compatibility/2006" xmlns:aink="http://schemas.microsoft.com/office/drawing/2016/ink" xmlns:am3d="http://schemas.microsoft.com/office/drawing/2017/model3d" xmlns:o="urn:schemas-microsoft-com:office:office" xmlns:r="http://schemas.openxmlformats.org/officeDocument/2006/relationships" xmlns:m="http://schemas.openxmlformats.org/officeDocument/2006/math" xmlns:v="urn:schemas-microsoft-com:vml" xmlns:wp14="http://schemas.microsoft.com/office/word/2010/wordprocessingDrawing" xmlns:wp="http://schemas.openxmlformats.org/drawingml/2006/wordprocessingDrawing" xmlns:w10="urn:schemas-microsoft-com:office:word" xmlns:w="http://schemas.openxmlformats.org/wordprocessingml/2006/main" xmlns:w14="http://schemas.microsoft.com/office/word/2010/wordml" xmlns:w15="http://schemas.microsoft.com/office/word/2012/wordml" xmlns:w16cex="http://schemas.microsoft.com/office/word/2018/wordml/cex" xmlns:w16cid="http://schemas.microsoft.com/office/word/2016/wordml/cid" xmlns:w16="http://schemas.microsoft.com/office/word/2018/wordml" xmlns:w16sdtdh="http://schemas.microsoft.com/office/word/2020/wordml/sdtdatahash" xmlns:w16se="http://schemas.microsoft.com/office/word/2015/wordml/symex" xmlns:wpg="http://schemas.microsoft.com/office/word/2010/wordprocessingGroup" xmlns:wpi="http://schemas.microsoft.com/office/word/2010/wordprocessingInk" xmlns:wne="http://schemas.microsoft.com/office/word/2006/wordml" xmlns:wps="http://schemas.microsoft.com/office/word/2010/wordprocessingShape" mc:Ignorable="w14 w15 w16se w16cid w16 w16cex w16sdtdh wp14">
   <w:abstractNum w:abstractNumId="0" w15:restartNumberingAfterBreak="0">
+    <w:nsid w:val="02B16867"/>
+    <w:multiLevelType w:val="hybridMultilevel"/>
+    <w:tmpl w:val="2DD828BE"/>
+    <w:lvl w:ilvl="0" w:tplc="DA92A764">
+      <w:start w:val="1"/>
+      <w:numFmt w:val="decimal"/>
+      <w:lvlText w:val="%1."/>
+      <w:lvlJc w:val="left"/>
+      <w:pPr>
+        <w:ind w:left="1069" w:hanging="360"/>
+      </w:pPr>
+      <w:rPr>
+        <w:rFonts w:hint="default"/>
+      </w:rPr>
+    </w:lvl>
+    <w:lvl w:ilvl="1" w:tplc="04190019" w:tentative="1">
+      <w:start w:val="1"/>
+      <w:numFmt w:val="lowerLetter"/>
+      <w:lvlText w:val="%2."/>
+      <w:lvlJc w:val="left"/>
+      <w:pPr>
+        <w:ind w:left="1789" w:hanging="360"/>
+      </w:pPr>
+    </w:lvl>
+    <w:lvl w:ilvl="2" w:tplc="0419001B" w:tentative="1">
+      <w:start w:val="1"/>
+      <w:numFmt w:val="lowerRoman"/>
+      <w:lvlText w:val="%3."/>
+      <w:lvlJc w:val="right"/>
+      <w:pPr>
+        <w:ind w:left="2509" w:hanging="180"/>
+      </w:pPr>
+    </w:lvl>
+    <w:lvl w:ilvl="3" w:tplc="0419000F" w:tentative="1">
+      <w:start w:val="1"/>
+      <w:numFmt w:val="decimal"/>
+      <w:lvlText w:val="%4."/>
+      <w:lvlJc w:val="left"/>
+      <w:pPr>
+        <w:ind w:left="3229" w:hanging="360"/>
+      </w:pPr>
+    </w:lvl>
+    <w:lvl w:ilvl="4" w:tplc="04190019" w:tentative="1">
+      <w:start w:val="1"/>
+      <w:numFmt w:val="lowerLetter"/>
+      <w:lvlText w:val="%5."/>
+      <w:lvlJc w:val="left"/>
+      <w:pPr>
+        <w:ind w:left="3949" w:hanging="360"/>
+      </w:pPr>
+    </w:lvl>
+    <w:lvl w:ilvl="5" w:tplc="0419001B" w:tentative="1">
+      <w:start w:val="1"/>
+      <w:numFmt w:val="lowerRoman"/>
+      <w:lvlText w:val="%6."/>
+      <w:lvlJc w:val="right"/>
+      <w:pPr>
+        <w:ind w:left="4669" w:hanging="180"/>
+      </w:pPr>
+    </w:lvl>
+    <w:lvl w:ilvl="6" w:tplc="0419000F" w:tentative="1">
+      <w:start w:val="1"/>
+      <w:numFmt w:val="decimal"/>
+      <w:lvlText w:val="%7."/>
+      <w:lvlJc w:val="left"/>
+      <w:pPr>
+        <w:ind w:left="5389" w:hanging="360"/>
+      </w:pPr>
+    </w:lvl>
+    <w:lvl w:ilvl="7" w:tplc="04190019" w:tentative="1">
+      <w:start w:val="1"/>
+      <w:numFmt w:val="lowerLetter"/>
+      <w:lvlText w:val="%8."/>
+      <w:lvlJc w:val="left"/>
+      <w:pPr>
+        <w:ind w:left="6109" w:hanging="360"/>
+      </w:pPr>
+    </w:lvl>
+    <w:lvl w:ilvl="8" w:tplc="0419001B" w:tentative="1">
+      <w:start w:val="1"/>
+      <w:numFmt w:val="lowerRoman"/>
+      <w:lvlText w:val="%9."/>
+      <w:lvlJc w:val="right"/>
+      <w:pPr>
+        <w:ind w:left="6829" w:hanging="180"/>
+      </w:pPr>
+    </w:lvl>
+  </w:abstractNum>
+  <w:abstractNum w:abstractNumId="1" w15:restartNumberingAfterBreak="0">
+    <w:nsid w:val="12057D86"/>
+    <w:multiLevelType w:val="hybridMultilevel"/>
+    <w:tmpl w:val="B944FCAE"/>
+    <w:lvl w:ilvl="0" w:tplc="04190001">
+      <w:start w:val="1"/>
+      <w:numFmt w:val="bullet"/>
+      <w:lvlText w:val=""/>
+      <w:lvlJc w:val="left"/>
+      <w:pPr>
+        <w:ind w:left="1429" w:hanging="360"/>
+      </w:pPr>
+      <w:rPr>
+        <w:rFonts w:ascii="Symbol" w:hAnsi="Symbol" w:hint="default"/>
+      </w:rPr>
+    </w:lvl>
+    <w:lvl w:ilvl="1" w:tplc="04190003" w:tentative="1">
+      <w:start w:val="1"/>
+      <w:numFmt w:val="bullet"/>
+      <w:lvlText w:val="o"/>
+      <w:lvlJc w:val="left"/>
+      <w:pPr>
+        <w:ind w:left="2149" w:hanging="360"/>
+      </w:pPr>
+      <w:rPr>
+        <w:rFonts w:ascii="Courier New" w:hAnsi="Courier New" w:cs="Courier New" w:hint="default"/>
+      </w:rPr>
+    </w:lvl>
+    <w:lvl w:ilvl="2" w:tplc="04190005" w:tentative="1">
+      <w:start w:val="1"/>
+      <w:numFmt w:val="bullet"/>
+      <w:lvlText w:val=""/>
+      <w:lvlJc w:val="left"/>
+      <w:pPr>
+        <w:ind w:left="2869" w:hanging="360"/>
+      </w:pPr>
+      <w:rPr>
+        <w:rFonts w:ascii="Wingdings" w:hAnsi="Wingdings" w:hint="default"/>
+      </w:rPr>
+    </w:lvl>
+    <w:lvl w:ilvl="3" w:tplc="04190001" w:tentative="1">
+      <w:start w:val="1"/>
+      <w:numFmt w:val="bullet"/>
+      <w:lvlText w:val=""/>
+      <w:lvlJc w:val="left"/>
+      <w:pPr>
+        <w:ind w:left="3589" w:hanging="360"/>
+      </w:pPr>
+      <w:rPr>
+        <w:rFonts w:ascii="Symbol" w:hAnsi="Symbol" w:hint="default"/>
+      </w:rPr>
+    </w:lvl>
+    <w:lvl w:ilvl="4" w:tplc="04190003" w:tentative="1">
+      <w:start w:val="1"/>
+      <w:numFmt w:val="bullet"/>
+      <w:lvlText w:val="o"/>
+      <w:lvlJc w:val="left"/>
+      <w:pPr>
+        <w:ind w:left="4309" w:hanging="360"/>
+      </w:pPr>
+      <w:rPr>
+        <w:rFonts w:ascii="Courier New" w:hAnsi="Courier New" w:cs="Courier New" w:hint="default"/>
+      </w:rPr>
+    </w:lvl>
+    <w:lvl w:ilvl="5" w:tplc="04190005" w:tentative="1">
+      <w:start w:val="1"/>
+      <w:numFmt w:val="bullet"/>
+      <w:lvlText w:val=""/>
+      <w:lvlJc w:val="left"/>
+      <w:pPr>
+        <w:ind w:left="5029" w:hanging="360"/>
+      </w:pPr>
+      <w:rPr>
+        <w:rFonts w:ascii="Wingdings" w:hAnsi="Wingdings" w:hint="default"/>
+      </w:rPr>
+    </w:lvl>
+    <w:lvl w:ilvl="6" w:tplc="04190001" w:tentative="1">
+      <w:start w:val="1"/>
+      <w:numFmt w:val="bullet"/>
+      <w:lvlText w:val=""/>
+      <w:lvlJc w:val="left"/>
+      <w:pPr>
+        <w:ind w:left="5749" w:hanging="360"/>
+      </w:pPr>
+      <w:rPr>
+        <w:rFonts w:ascii="Symbol" w:hAnsi="Symbol" w:hint="default"/>
+      </w:rPr>
+    </w:lvl>
+    <w:lvl w:ilvl="7" w:tplc="04190003" w:tentative="1">
+      <w:start w:val="1"/>
+      <w:numFmt w:val="bullet"/>
+      <w:lvlText w:val="o"/>
+      <w:lvlJc w:val="left"/>
+      <w:pPr>
+        <w:ind w:left="6469" w:hanging="360"/>
+      </w:pPr>
+      <w:rPr>
+        <w:rFonts w:ascii="Courier New" w:hAnsi="Courier New" w:cs="Courier New" w:hint="default"/>
+      </w:rPr>
+    </w:lvl>
+    <w:lvl w:ilvl="8" w:tplc="04190005" w:tentative="1">
+      <w:start w:val="1"/>
+      <w:numFmt w:val="bullet"/>
+      <w:lvlText w:val=""/>
+      <w:lvlJc w:val="left"/>
+      <w:pPr>
+        <w:ind w:left="7189" w:hanging="360"/>
+      </w:pPr>
+      <w:rPr>
+        <w:rFonts w:ascii="Wingdings" w:hAnsi="Wingdings" w:hint="default"/>
+      </w:rPr>
+    </w:lvl>
+  </w:abstractNum>
+  <w:abstractNum w:abstractNumId="2" w15:restartNumberingAfterBreak="0">
     <w:nsid w:val="20D54423"/>
     <w:multiLevelType w:val="hybridMultilevel"/>
     <w:tmpl w:val="200E1DD8"/>
@@ -2964,7 +5102,96 @@
       </w:pPr>
     </w:lvl>
   </w:abstractNum>
-  <w:abstractNum w:abstractNumId="1" w15:restartNumberingAfterBreak="0">
+  <w:abstractNum w:abstractNumId="3" w15:restartNumberingAfterBreak="0">
+    <w:nsid w:val="34403759"/>
+    <w:multiLevelType w:val="hybridMultilevel"/>
+    <w:tmpl w:val="312AA11E"/>
+    <w:lvl w:ilvl="0" w:tplc="DA92A764">
+      <w:start w:val="1"/>
+      <w:numFmt w:val="decimal"/>
+      <w:lvlText w:val="%1."/>
+      <w:lvlJc w:val="left"/>
+      <w:pPr>
+        <w:ind w:left="1778" w:hanging="360"/>
+      </w:pPr>
+      <w:rPr>
+        <w:rFonts w:hint="default"/>
+      </w:rPr>
+    </w:lvl>
+    <w:lvl w:ilvl="1" w:tplc="04190019" w:tentative="1">
+      <w:start w:val="1"/>
+      <w:numFmt w:val="lowerLetter"/>
+      <w:lvlText w:val="%2."/>
+      <w:lvlJc w:val="left"/>
+      <w:pPr>
+        <w:ind w:left="2149" w:hanging="360"/>
+      </w:pPr>
+    </w:lvl>
+    <w:lvl w:ilvl="2" w:tplc="0419001B" w:tentative="1">
+      <w:start w:val="1"/>
+      <w:numFmt w:val="lowerRoman"/>
+      <w:lvlText w:val="%3."/>
+      <w:lvlJc w:val="right"/>
+      <w:pPr>
+        <w:ind w:left="2869" w:hanging="180"/>
+      </w:pPr>
+    </w:lvl>
+    <w:lvl w:ilvl="3" w:tplc="0419000F" w:tentative="1">
+      <w:start w:val="1"/>
+      <w:numFmt w:val="decimal"/>
+      <w:lvlText w:val="%4."/>
+      <w:lvlJc w:val="left"/>
+      <w:pPr>
+        <w:ind w:left="3589" w:hanging="360"/>
+      </w:pPr>
+    </w:lvl>
+    <w:lvl w:ilvl="4" w:tplc="04190019" w:tentative="1">
+      <w:start w:val="1"/>
+      <w:numFmt w:val="lowerLetter"/>
+      <w:lvlText w:val="%5."/>
+      <w:lvlJc w:val="left"/>
+      <w:pPr>
+        <w:ind w:left="4309" w:hanging="360"/>
+      </w:pPr>
+    </w:lvl>
+    <w:lvl w:ilvl="5" w:tplc="0419001B" w:tentative="1">
+      <w:start w:val="1"/>
+      <w:numFmt w:val="lowerRoman"/>
+      <w:lvlText w:val="%6."/>
+      <w:lvlJc w:val="right"/>
+      <w:pPr>
+        <w:ind w:left="5029" w:hanging="180"/>
+      </w:pPr>
+    </w:lvl>
+    <w:lvl w:ilvl="6" w:tplc="0419000F" w:tentative="1">
+      <w:start w:val="1"/>
+      <w:numFmt w:val="decimal"/>
+      <w:lvlText w:val="%7."/>
+      <w:lvlJc w:val="left"/>
+      <w:pPr>
+        <w:ind w:left="5749" w:hanging="360"/>
+      </w:pPr>
+    </w:lvl>
+    <w:lvl w:ilvl="7" w:tplc="04190019" w:tentative="1">
+      <w:start w:val="1"/>
+      <w:numFmt w:val="lowerLetter"/>
+      <w:lvlText w:val="%8."/>
+      <w:lvlJc w:val="left"/>
+      <w:pPr>
+        <w:ind w:left="6469" w:hanging="360"/>
+      </w:pPr>
+    </w:lvl>
+    <w:lvl w:ilvl="8" w:tplc="0419001B" w:tentative="1">
+      <w:start w:val="1"/>
+      <w:numFmt w:val="lowerRoman"/>
+      <w:lvlText w:val="%9."/>
+      <w:lvlJc w:val="right"/>
+      <w:pPr>
+        <w:ind w:left="7189" w:hanging="180"/>
+      </w:pPr>
+    </w:lvl>
+  </w:abstractNum>
+  <w:abstractNum w:abstractNumId="4" w15:restartNumberingAfterBreak="0">
     <w:nsid w:val="4E611944"/>
     <w:multiLevelType w:val="hybridMultilevel"/>
     <w:tmpl w:val="0A98E8E2"/>
@@ -3053,7 +5280,7 @@
       </w:pPr>
     </w:lvl>
   </w:abstractNum>
-  <w:abstractNum w:abstractNumId="2" w15:restartNumberingAfterBreak="0">
+  <w:abstractNum w:abstractNumId="5" w15:restartNumberingAfterBreak="0">
     <w:nsid w:val="53FC321C"/>
     <w:multiLevelType w:val="hybridMultilevel"/>
     <w:tmpl w:val="2E58659E"/>
@@ -3142,7 +5369,7 @@
       </w:pPr>
     </w:lvl>
   </w:abstractNum>
-  <w:abstractNum w:abstractNumId="3" w15:restartNumberingAfterBreak="0">
+  <w:abstractNum w:abstractNumId="6" w15:restartNumberingAfterBreak="0">
     <w:nsid w:val="58643DF8"/>
     <w:multiLevelType w:val="multilevel"/>
     <w:tmpl w:val="0419001D"/>
@@ -3259,7 +5486,7 @@
       </w:pPr>
     </w:lvl>
   </w:abstractNum>
-  <w:abstractNum w:abstractNumId="4" w15:restartNumberingAfterBreak="0">
+  <w:abstractNum w:abstractNumId="7" w15:restartNumberingAfterBreak="0">
     <w:nsid w:val="65DA1B50"/>
     <w:multiLevelType w:val="hybridMultilevel"/>
     <w:tmpl w:val="17CC6A6C"/>
@@ -3348,7 +5575,93 @@
       </w:pPr>
     </w:lvl>
   </w:abstractNum>
-  <w:abstractNum w:abstractNumId="5" w15:restartNumberingAfterBreak="0">
+  <w:abstractNum w:abstractNumId="8" w15:restartNumberingAfterBreak="0">
+    <w:nsid w:val="6FFA06AC"/>
+    <w:multiLevelType w:val="hybridMultilevel"/>
+    <w:tmpl w:val="32F65A7A"/>
+    <w:lvl w:ilvl="0" w:tplc="0419000F">
+      <w:start w:val="1"/>
+      <w:numFmt w:val="decimal"/>
+      <w:lvlText w:val="%1."/>
+      <w:lvlJc w:val="left"/>
+      <w:pPr>
+        <w:ind w:left="1429" w:hanging="360"/>
+      </w:pPr>
+    </w:lvl>
+    <w:lvl w:ilvl="1" w:tplc="04190019" w:tentative="1">
+      <w:start w:val="1"/>
+      <w:numFmt w:val="lowerLetter"/>
+      <w:lvlText w:val="%2."/>
+      <w:lvlJc w:val="left"/>
+      <w:pPr>
+        <w:ind w:left="2149" w:hanging="360"/>
+      </w:pPr>
+    </w:lvl>
+    <w:lvl w:ilvl="2" w:tplc="0419001B" w:tentative="1">
+      <w:start w:val="1"/>
+      <w:numFmt w:val="lowerRoman"/>
+      <w:lvlText w:val="%3."/>
+      <w:lvlJc w:val="right"/>
+      <w:pPr>
+        <w:ind w:left="2869" w:hanging="180"/>
+      </w:pPr>
+    </w:lvl>
+    <w:lvl w:ilvl="3" w:tplc="0419000F" w:tentative="1">
+      <w:start w:val="1"/>
+      <w:numFmt w:val="decimal"/>
+      <w:lvlText w:val="%4."/>
+      <w:lvlJc w:val="left"/>
+      <w:pPr>
+        <w:ind w:left="3589" w:hanging="360"/>
+      </w:pPr>
+    </w:lvl>
+    <w:lvl w:ilvl="4" w:tplc="04190019" w:tentative="1">
+      <w:start w:val="1"/>
+      <w:numFmt w:val="lowerLetter"/>
+      <w:lvlText w:val="%5."/>
+      <w:lvlJc w:val="left"/>
+      <w:pPr>
+        <w:ind w:left="4309" w:hanging="360"/>
+      </w:pPr>
+    </w:lvl>
+    <w:lvl w:ilvl="5" w:tplc="0419001B" w:tentative="1">
+      <w:start w:val="1"/>
+      <w:numFmt w:val="lowerRoman"/>
+      <w:lvlText w:val="%6."/>
+      <w:lvlJc w:val="right"/>
+      <w:pPr>
+        <w:ind w:left="5029" w:hanging="180"/>
+      </w:pPr>
+    </w:lvl>
+    <w:lvl w:ilvl="6" w:tplc="0419000F" w:tentative="1">
+      <w:start w:val="1"/>
+      <w:numFmt w:val="decimal"/>
+      <w:lvlText w:val="%7."/>
+      <w:lvlJc w:val="left"/>
+      <w:pPr>
+        <w:ind w:left="5749" w:hanging="360"/>
+      </w:pPr>
+    </w:lvl>
+    <w:lvl w:ilvl="7" w:tplc="04190019" w:tentative="1">
+      <w:start w:val="1"/>
+      <w:numFmt w:val="lowerLetter"/>
+      <w:lvlText w:val="%8."/>
+      <w:lvlJc w:val="left"/>
+      <w:pPr>
+        <w:ind w:left="6469" w:hanging="360"/>
+      </w:pPr>
+    </w:lvl>
+    <w:lvl w:ilvl="8" w:tplc="0419001B" w:tentative="1">
+      <w:start w:val="1"/>
+      <w:numFmt w:val="lowerRoman"/>
+      <w:lvlText w:val="%9."/>
+      <w:lvlJc w:val="right"/>
+      <w:pPr>
+        <w:ind w:left="7189" w:hanging="180"/>
+      </w:pPr>
+    </w:lvl>
+  </w:abstractNum>
+  <w:abstractNum w:abstractNumId="9" w15:restartNumberingAfterBreak="0">
     <w:nsid w:val="74604784"/>
     <w:multiLevelType w:val="hybridMultilevel"/>
     <w:tmpl w:val="5FACCBE8"/>
@@ -3434,23 +5747,242 @@
       </w:pPr>
     </w:lvl>
   </w:abstractNum>
+  <w:abstractNum w:abstractNumId="10" w15:restartNumberingAfterBreak="0">
+    <w:nsid w:val="75505EF8"/>
+    <w:multiLevelType w:val="hybridMultilevel"/>
+    <w:tmpl w:val="BB04365C"/>
+    <w:lvl w:ilvl="0" w:tplc="07CA0ED0">
+      <w:numFmt w:val="bullet"/>
+      <w:lvlText w:val=""/>
+      <w:lvlJc w:val="left"/>
+      <w:pPr>
+        <w:ind w:left="1069" w:hanging="360"/>
+      </w:pPr>
+      <w:rPr>
+        <w:rFonts w:ascii="Symbol" w:eastAsiaTheme="minorHAnsi" w:hAnsi="Symbol" w:cs="Times New Roman" w:hint="default"/>
+      </w:rPr>
+    </w:lvl>
+    <w:lvl w:ilvl="1" w:tplc="04190003" w:tentative="1">
+      <w:start w:val="1"/>
+      <w:numFmt w:val="bullet"/>
+      <w:lvlText w:val="o"/>
+      <w:lvlJc w:val="left"/>
+      <w:pPr>
+        <w:ind w:left="1789" w:hanging="360"/>
+      </w:pPr>
+      <w:rPr>
+        <w:rFonts w:ascii="Courier New" w:hAnsi="Courier New" w:cs="Courier New" w:hint="default"/>
+      </w:rPr>
+    </w:lvl>
+    <w:lvl w:ilvl="2" w:tplc="04190005" w:tentative="1">
+      <w:start w:val="1"/>
+      <w:numFmt w:val="bullet"/>
+      <w:lvlText w:val=""/>
+      <w:lvlJc w:val="left"/>
+      <w:pPr>
+        <w:ind w:left="2509" w:hanging="360"/>
+      </w:pPr>
+      <w:rPr>
+        <w:rFonts w:ascii="Wingdings" w:hAnsi="Wingdings" w:hint="default"/>
+      </w:rPr>
+    </w:lvl>
+    <w:lvl w:ilvl="3" w:tplc="04190001" w:tentative="1">
+      <w:start w:val="1"/>
+      <w:numFmt w:val="bullet"/>
+      <w:lvlText w:val=""/>
+      <w:lvlJc w:val="left"/>
+      <w:pPr>
+        <w:ind w:left="3229" w:hanging="360"/>
+      </w:pPr>
+      <w:rPr>
+        <w:rFonts w:ascii="Symbol" w:hAnsi="Symbol" w:hint="default"/>
+      </w:rPr>
+    </w:lvl>
+    <w:lvl w:ilvl="4" w:tplc="04190003" w:tentative="1">
+      <w:start w:val="1"/>
+      <w:numFmt w:val="bullet"/>
+      <w:lvlText w:val="o"/>
+      <w:lvlJc w:val="left"/>
+      <w:pPr>
+        <w:ind w:left="3949" w:hanging="360"/>
+      </w:pPr>
+      <w:rPr>
+        <w:rFonts w:ascii="Courier New" w:hAnsi="Courier New" w:cs="Courier New" w:hint="default"/>
+      </w:rPr>
+    </w:lvl>
+    <w:lvl w:ilvl="5" w:tplc="04190005" w:tentative="1">
+      <w:start w:val="1"/>
+      <w:numFmt w:val="bullet"/>
+      <w:lvlText w:val=""/>
+      <w:lvlJc w:val="left"/>
+      <w:pPr>
+        <w:ind w:left="4669" w:hanging="360"/>
+      </w:pPr>
+      <w:rPr>
+        <w:rFonts w:ascii="Wingdings" w:hAnsi="Wingdings" w:hint="default"/>
+      </w:rPr>
+    </w:lvl>
+    <w:lvl w:ilvl="6" w:tplc="04190001" w:tentative="1">
+      <w:start w:val="1"/>
+      <w:numFmt w:val="bullet"/>
+      <w:lvlText w:val=""/>
+      <w:lvlJc w:val="left"/>
+      <w:pPr>
+        <w:ind w:left="5389" w:hanging="360"/>
+      </w:pPr>
+      <w:rPr>
+        <w:rFonts w:ascii="Symbol" w:hAnsi="Symbol" w:hint="default"/>
+      </w:rPr>
+    </w:lvl>
+    <w:lvl w:ilvl="7" w:tplc="04190003" w:tentative="1">
+      <w:start w:val="1"/>
+      <w:numFmt w:val="bullet"/>
+      <w:lvlText w:val="o"/>
+      <w:lvlJc w:val="left"/>
+      <w:pPr>
+        <w:ind w:left="6109" w:hanging="360"/>
+      </w:pPr>
+      <w:rPr>
+        <w:rFonts w:ascii="Courier New" w:hAnsi="Courier New" w:cs="Courier New" w:hint="default"/>
+      </w:rPr>
+    </w:lvl>
+    <w:lvl w:ilvl="8" w:tplc="04190005" w:tentative="1">
+      <w:start w:val="1"/>
+      <w:numFmt w:val="bullet"/>
+      <w:lvlText w:val=""/>
+      <w:lvlJc w:val="left"/>
+      <w:pPr>
+        <w:ind w:left="6829" w:hanging="360"/>
+      </w:pPr>
+      <w:rPr>
+        <w:rFonts w:ascii="Wingdings" w:hAnsi="Wingdings" w:hint="default"/>
+      </w:rPr>
+    </w:lvl>
+  </w:abstractNum>
+  <w:abstractNum w:abstractNumId="11" w15:restartNumberingAfterBreak="0">
+    <w:nsid w:val="7C9E7AE2"/>
+    <w:multiLevelType w:val="hybridMultilevel"/>
+    <w:tmpl w:val="F1D899B0"/>
+    <w:lvl w:ilvl="0" w:tplc="DA92A764">
+      <w:start w:val="1"/>
+      <w:numFmt w:val="decimal"/>
+      <w:lvlText w:val="%1."/>
+      <w:lvlJc w:val="left"/>
+      <w:pPr>
+        <w:ind w:left="1069" w:hanging="360"/>
+      </w:pPr>
+      <w:rPr>
+        <w:rFonts w:hint="default"/>
+      </w:rPr>
+    </w:lvl>
+    <w:lvl w:ilvl="1" w:tplc="04190019" w:tentative="1">
+      <w:start w:val="1"/>
+      <w:numFmt w:val="lowerLetter"/>
+      <w:lvlText w:val="%2."/>
+      <w:lvlJc w:val="left"/>
+      <w:pPr>
+        <w:ind w:left="1789" w:hanging="360"/>
+      </w:pPr>
+    </w:lvl>
+    <w:lvl w:ilvl="2" w:tplc="0419001B" w:tentative="1">
+      <w:start w:val="1"/>
+      <w:numFmt w:val="lowerRoman"/>
+      <w:lvlText w:val="%3."/>
+      <w:lvlJc w:val="right"/>
+      <w:pPr>
+        <w:ind w:left="2509" w:hanging="180"/>
+      </w:pPr>
+    </w:lvl>
+    <w:lvl w:ilvl="3" w:tplc="0419000F" w:tentative="1">
+      <w:start w:val="1"/>
+      <w:numFmt w:val="decimal"/>
+      <w:lvlText w:val="%4."/>
+      <w:lvlJc w:val="left"/>
+      <w:pPr>
+        <w:ind w:left="3229" w:hanging="360"/>
+      </w:pPr>
+    </w:lvl>
+    <w:lvl w:ilvl="4" w:tplc="04190019" w:tentative="1">
+      <w:start w:val="1"/>
+      <w:numFmt w:val="lowerLetter"/>
+      <w:lvlText w:val="%5."/>
+      <w:lvlJc w:val="left"/>
+      <w:pPr>
+        <w:ind w:left="3949" w:hanging="360"/>
+      </w:pPr>
+    </w:lvl>
+    <w:lvl w:ilvl="5" w:tplc="0419001B" w:tentative="1">
+      <w:start w:val="1"/>
+      <w:numFmt w:val="lowerRoman"/>
+      <w:lvlText w:val="%6."/>
+      <w:lvlJc w:val="right"/>
+      <w:pPr>
+        <w:ind w:left="4669" w:hanging="180"/>
+      </w:pPr>
+    </w:lvl>
+    <w:lvl w:ilvl="6" w:tplc="0419000F" w:tentative="1">
+      <w:start w:val="1"/>
+      <w:numFmt w:val="decimal"/>
+      <w:lvlText w:val="%7."/>
+      <w:lvlJc w:val="left"/>
+      <w:pPr>
+        <w:ind w:left="5389" w:hanging="360"/>
+      </w:pPr>
+    </w:lvl>
+    <w:lvl w:ilvl="7" w:tplc="04190019" w:tentative="1">
+      <w:start w:val="1"/>
+      <w:numFmt w:val="lowerLetter"/>
+      <w:lvlText w:val="%8."/>
+      <w:lvlJc w:val="left"/>
+      <w:pPr>
+        <w:ind w:left="6109" w:hanging="360"/>
+      </w:pPr>
+    </w:lvl>
+    <w:lvl w:ilvl="8" w:tplc="0419001B" w:tentative="1">
+      <w:start w:val="1"/>
+      <w:numFmt w:val="lowerRoman"/>
+      <w:lvlText w:val="%9."/>
+      <w:lvlJc w:val="right"/>
+      <w:pPr>
+        <w:ind w:left="6829" w:hanging="180"/>
+      </w:pPr>
+    </w:lvl>
+  </w:abstractNum>
   <w:num w:numId="1">
+    <w:abstractNumId w:val="6"/>
+  </w:num>
+  <w:num w:numId="2">
+    <w:abstractNumId w:val="9"/>
+  </w:num>
+  <w:num w:numId="3">
+    <w:abstractNumId w:val="2"/>
+  </w:num>
+  <w:num w:numId="4">
+    <w:abstractNumId w:val="5"/>
+  </w:num>
+  <w:num w:numId="5">
+    <w:abstractNumId w:val="7"/>
+  </w:num>
+  <w:num w:numId="6">
+    <w:abstractNumId w:val="4"/>
+  </w:num>
+  <w:num w:numId="7">
+    <w:abstractNumId w:val="1"/>
+  </w:num>
+  <w:num w:numId="8">
+    <w:abstractNumId w:val="10"/>
+  </w:num>
+  <w:num w:numId="9">
+    <w:abstractNumId w:val="8"/>
+  </w:num>
+  <w:num w:numId="10">
+    <w:abstractNumId w:val="0"/>
+  </w:num>
+  <w:num w:numId="11">
     <w:abstractNumId w:val="3"/>
   </w:num>
-  <w:num w:numId="2">
-    <w:abstractNumId w:val="5"/>
-  </w:num>
-  <w:num w:numId="3">
-    <w:abstractNumId w:val="0"/>
-  </w:num>
-  <w:num w:numId="4">
-    <w:abstractNumId w:val="2"/>
-  </w:num>
-  <w:num w:numId="5">
-    <w:abstractNumId w:val="4"/>
-  </w:num>
-  <w:num w:numId="6">
-    <w:abstractNumId w:val="1"/>
+  <w:num w:numId="12">
+    <w:abstractNumId w:val="11"/>
   </w:num>
 </w:numbering>
 </file>
